--- a/mps-nivel-c/oficial/04_registros/MilhasFacil_Busca-de-Milhas/CAP-MILHASFACIL01-001_Registro-de-Capacitacao-da-Equipe.docx
+++ b/mps-nivel-c/oficial/04_registros/MilhasFacil_Busca-de-Milhas/CAP-MILHASFACIL01-001_Registro-de-Capacitacao-da-Equipe.docx
@@ -3,12 +3,10 @@
 <w:document xmlns:wpc="http://schemas.microsoft.com/office/word/2010/wordprocessingCanvas" xmlns:mo="http://schemas.microsoft.com/office/mac/office/2008/main" xmlns:mc="http://schemas.openxmlformats.org/markup-compatibility/2006" xmlns:mv="urn:schemas-microsoft-com:mac:vml" xmlns:o="urn:schemas-microsoft-com:office:office" xmlns:r="http://schemas.openxmlformats.org/officeDocument/2006/relationships" xmlns:m="http://schemas.openxmlformats.org/officeDocument/2006/math" xmlns:v="urn:schemas-microsoft-com:vml" xmlns:wp14="http://schemas.microsoft.com/office/word/2010/wordprocessingDrawing" xmlns:wp="http://schemas.openxmlformats.org/drawingml/2006/wordprocessingDrawing" xmlns:w10="urn:schemas-microsoft-com:office:word" xmlns:w="http://schemas.openxmlformats.org/wordprocessingml/2006/main" xmlns:w14="http://schemas.microsoft.com/office/word/2010/wordml" xmlns:wpg="http://schemas.microsoft.com/office/word/2010/wordprocessingGroup" xmlns:wpi="http://schemas.microsoft.com/office/word/2010/wordprocessingInk" xmlns:wne="http://schemas.microsoft.com/office/word/2006/wordml" xmlns:wps="http://schemas.microsoft.com/office/word/2010/wordprocessingShape" mc:Ignorable="w14 wp14">
   <w:body>
     <w:p>
+      <w:pPr>
+        <w:pStyle w:val="Heading1"/>
+      </w:pPr>
       <w:r>
-        <w:rPr>
-          <w:b/>
-          <w:color w:val="1F3B73"/>
-          <w:sz w:val="34"/>
-        </w:rPr>
         <w:t>Registro de Capacitação da Equipe — MilhasFacil · Busca de Milhas</w:t>
       </w:r>
     </w:p>
@@ -16,26 +14,21 @@
       <w:tblPr>
         <w:tblStyle w:val="TableGrid"/>
         <w:tblW w:type="auto" w:w="0"/>
-        <w:jc w:val="center"/>
         <w:tblLook w:firstColumn="1" w:firstRow="1" w:lastColumn="0" w:lastRow="0" w:noHBand="0" w:noVBand="1" w:val="04A0"/>
       </w:tblPr>
       <w:tblGrid>
-        <w:gridCol w:w="4873"/>
-        <w:gridCol w:w="4873"/>
+        <w:gridCol w:w="4320"/>
+        <w:gridCol w:w="4320"/>
       </w:tblGrid>
       <w:tr>
         <w:tc>
           <w:tcPr>
-            <w:tcW w:type="dxa" w:w="4873"/>
-            <w:shd w:val="clear" w:fill="1F3B73"/>
+            <w:tcW w:type="dxa" w:w="4320"/>
           </w:tcPr>
           <w:p>
-            <w:r/>
             <w:r>
               <w:rPr>
                 <w:b/>
-                <w:color w:val="FFFFFF"/>
-                <w:sz w:val="18"/>
               </w:rPr>
               <w:t>Campo</w:t>
             </w:r>
@@ -43,16 +36,12 @@
         </w:tc>
         <w:tc>
           <w:tcPr>
-            <w:tcW w:type="dxa" w:w="4873"/>
-            <w:shd w:val="clear" w:fill="1F3B73"/>
+            <w:tcW w:type="dxa" w:w="4320"/>
           </w:tcPr>
           <w:p>
-            <w:r/>
             <w:r>
               <w:rPr>
                 <w:b/>
-                <w:color w:val="FFFFFF"/>
-                <w:sz w:val="18"/>
               </w:rPr>
               <w:t>Valor</w:t>
             </w:r>
@@ -62,18 +51,12 @@
       <w:tr>
         <w:tc>
           <w:tcPr>
-            <w:tcW w:type="dxa" w:w="4873"/>
+            <w:tcW w:type="dxa" w:w="4320"/>
           </w:tcPr>
           <w:p>
             <w:r>
               <w:rPr>
-                <w:sz w:val="17"/>
-              </w:rPr>
-            </w:r>
-            <w:r>
-              <w:rPr>
                 <w:b/>
-                <w:sz w:val="17"/>
               </w:rPr>
               <w:t>Documento</w:t>
             </w:r>
@@ -81,18 +64,10 @@
         </w:tc>
         <w:tc>
           <w:tcPr>
-            <w:tcW w:type="dxa" w:w="4873"/>
+            <w:tcW w:type="dxa" w:w="4320"/>
           </w:tcPr>
           <w:p>
             <w:r>
-              <w:rPr>
-                <w:sz w:val="17"/>
-              </w:rPr>
-            </w:r>
-            <w:r>
-              <w:rPr>
-                <w:sz w:val="17"/>
-              </w:rPr>
               <w:t>CAP-MILHASFACIL01-001 — Registro de Capacitação da Equipe</w:t>
             </w:r>
           </w:p>
@@ -101,19 +76,12 @@
       <w:tr>
         <w:tc>
           <w:tcPr>
-            <w:tcW w:type="dxa" w:w="4873"/>
-            <w:shd w:val="clear" w:fill="EDF1F7"/>
+            <w:tcW w:type="dxa" w:w="4320"/>
           </w:tcPr>
           <w:p>
             <w:r>
               <w:rPr>
-                <w:sz w:val="17"/>
-              </w:rPr>
-            </w:r>
-            <w:r>
-              <w:rPr>
                 <w:b/>
-                <w:sz w:val="17"/>
               </w:rPr>
               <w:t>Projeto</w:t>
             </w:r>
@@ -121,19 +89,10 @@
         </w:tc>
         <w:tc>
           <w:tcPr>
-            <w:tcW w:type="dxa" w:w="4873"/>
-            <w:shd w:val="clear" w:fill="EDF1F7"/>
+            <w:tcW w:type="dxa" w:w="4320"/>
           </w:tcPr>
           <w:p>
             <w:r>
-              <w:rPr>
-                <w:sz w:val="17"/>
-              </w:rPr>
-            </w:r>
-            <w:r>
-              <w:rPr>
-                <w:sz w:val="17"/>
-              </w:rPr>
               <w:t>MilhasFacil — Plataforma de Busca e Alerta de Passagens por Milhas</w:t>
             </w:r>
           </w:p>
@@ -142,18 +101,12 @@
       <w:tr>
         <w:tc>
           <w:tcPr>
-            <w:tcW w:type="dxa" w:w="4873"/>
+            <w:tcW w:type="dxa" w:w="4320"/>
           </w:tcPr>
           <w:p>
             <w:r>
               <w:rPr>
-                <w:sz w:val="17"/>
-              </w:rPr>
-            </w:r>
-            <w:r>
-              <w:rPr>
                 <w:b/>
-                <w:sz w:val="17"/>
               </w:rPr>
               <w:t>Código do projeto</w:t>
             </w:r>
@@ -161,18 +114,10 @@
         </w:tc>
         <w:tc>
           <w:tcPr>
-            <w:tcW w:type="dxa" w:w="4873"/>
+            <w:tcW w:type="dxa" w:w="4320"/>
           </w:tcPr>
           <w:p>
             <w:r>
-              <w:rPr>
-                <w:sz w:val="17"/>
-              </w:rPr>
-            </w:r>
-            <w:r>
-              <w:rPr>
-                <w:sz w:val="17"/>
-              </w:rPr>
               <w:t>MILHASFACIL01</w:t>
             </w:r>
           </w:p>
@@ -181,19 +126,12 @@
       <w:tr>
         <w:tc>
           <w:tcPr>
-            <w:tcW w:type="dxa" w:w="4873"/>
-            <w:shd w:val="clear" w:fill="EDF1F7"/>
+            <w:tcW w:type="dxa" w:w="4320"/>
           </w:tcPr>
           <w:p>
             <w:r>
               <w:rPr>
-                <w:sz w:val="17"/>
-              </w:rPr>
-            </w:r>
-            <w:r>
-              <w:rPr>
                 <w:b/>
-                <w:sz w:val="17"/>
               </w:rPr>
               <w:t>Cliente</w:t>
             </w:r>
@@ -201,19 +139,10 @@
         </w:tc>
         <w:tc>
           <w:tcPr>
-            <w:tcW w:type="dxa" w:w="4873"/>
-            <w:shd w:val="clear" w:fill="EDF1F7"/>
+            <w:tcW w:type="dxa" w:w="4320"/>
           </w:tcPr>
           <w:p>
             <w:r>
-              <w:rPr>
-                <w:sz w:val="17"/>
-              </w:rPr>
-            </w:r>
-            <w:r>
-              <w:rPr>
-                <w:sz w:val="17"/>
-              </w:rPr>
               <w:t>Hub de Milhas</w:t>
             </w:r>
           </w:p>
@@ -222,18 +151,12 @@
       <w:tr>
         <w:tc>
           <w:tcPr>
-            <w:tcW w:type="dxa" w:w="4873"/>
+            <w:tcW w:type="dxa" w:w="4320"/>
           </w:tcPr>
           <w:p>
             <w:r>
               <w:rPr>
-                <w:sz w:val="17"/>
-              </w:rPr>
-            </w:r>
-            <w:r>
-              <w:rPr>
                 <w:b/>
-                <w:sz w:val="17"/>
               </w:rPr>
               <w:t>Organização</w:t>
             </w:r>
@@ -241,18 +164,10 @@
         </w:tc>
         <w:tc>
           <w:tcPr>
-            <w:tcW w:type="dxa" w:w="4873"/>
+            <w:tcW w:type="dxa" w:w="4320"/>
           </w:tcPr>
           <w:p>
             <w:r>
-              <w:rPr>
-                <w:sz w:val="17"/>
-              </w:rPr>
-            </w:r>
-            <w:r>
-              <w:rPr>
-                <w:sz w:val="17"/>
-              </w:rPr>
               <w:t>Timeware Brasil Softwares e Serviços LTDA</w:t>
             </w:r>
           </w:p>
@@ -261,19 +176,12 @@
       <w:tr>
         <w:tc>
           <w:tcPr>
-            <w:tcW w:type="dxa" w:w="4873"/>
-            <w:shd w:val="clear" w:fill="EDF1F7"/>
+            <w:tcW w:type="dxa" w:w="4320"/>
           </w:tcPr>
           <w:p>
             <w:r>
               <w:rPr>
-                <w:sz w:val="17"/>
-              </w:rPr>
-            </w:r>
-            <w:r>
-              <w:rPr>
                 <w:b/>
-                <w:sz w:val="17"/>
               </w:rPr>
               <w:t>Versão</w:t>
             </w:r>
@@ -281,20 +189,11 @@
         </w:tc>
         <w:tc>
           <w:tcPr>
-            <w:tcW w:type="dxa" w:w="4873"/>
-            <w:shd w:val="clear" w:fill="EDF1F7"/>
+            <w:tcW w:type="dxa" w:w="4320"/>
           </w:tcPr>
           <w:p>
             <w:r>
-              <w:rPr>
-                <w:sz w:val="17"/>
-              </w:rPr>
-            </w:r>
-            <w:r>
-              <w:rPr>
-                <w:sz w:val="17"/>
-              </w:rPr>
-              <w:t>1.0</w:t>
+              <w:t>1.1</w:t>
             </w:r>
           </w:p>
         </w:tc>
@@ -302,18 +201,12 @@
       <w:tr>
         <w:tc>
           <w:tcPr>
-            <w:tcW w:type="dxa" w:w="4873"/>
+            <w:tcW w:type="dxa" w:w="4320"/>
           </w:tcPr>
           <w:p>
             <w:r>
               <w:rPr>
-                <w:sz w:val="17"/>
-              </w:rPr>
-            </w:r>
-            <w:r>
-              <w:rPr>
                 <w:b/>
-                <w:sz w:val="17"/>
               </w:rPr>
               <w:t>Data</w:t>
             </w:r>
@@ -321,19 +214,11 @@
         </w:tc>
         <w:tc>
           <w:tcPr>
-            <w:tcW w:type="dxa" w:w="4873"/>
+            <w:tcW w:type="dxa" w:w="4320"/>
           </w:tcPr>
           <w:p>
             <w:r>
-              <w:rPr>
-                <w:sz w:val="17"/>
-              </w:rPr>
-            </w:r>
-            <w:r>
-              <w:rPr>
-                <w:sz w:val="17"/>
-              </w:rPr>
-              <w:t>15/06/2026</w:t>
+              <w:t>26/06/2026</w:t>
             </w:r>
           </w:p>
         </w:tc>
@@ -341,19 +226,12 @@
       <w:tr>
         <w:tc>
           <w:tcPr>
-            <w:tcW w:type="dxa" w:w="4873"/>
-            <w:shd w:val="clear" w:fill="EDF1F7"/>
+            <w:tcW w:type="dxa" w:w="4320"/>
           </w:tcPr>
           <w:p>
             <w:r>
               <w:rPr>
-                <w:sz w:val="17"/>
-              </w:rPr>
-            </w:r>
-            <w:r>
-              <w:rPr>
                 <w:b/>
-                <w:sz w:val="17"/>
               </w:rPr>
               <w:t>Gerente de Projeto</w:t>
             </w:r>
@@ -361,19 +239,10 @@
         </w:tc>
         <w:tc>
           <w:tcPr>
-            <w:tcW w:type="dxa" w:w="4873"/>
-            <w:shd w:val="clear" w:fill="EDF1F7"/>
+            <w:tcW w:type="dxa" w:w="4320"/>
           </w:tcPr>
           <w:p>
             <w:r>
-              <w:rPr>
-                <w:sz w:val="17"/>
-              </w:rPr>
-            </w:r>
-            <w:r>
-              <w:rPr>
-                <w:sz w:val="17"/>
-              </w:rPr>
               <w:t>Abraão</w:t>
             </w:r>
           </w:p>
@@ -382,18 +251,12 @@
       <w:tr>
         <w:tc>
           <w:tcPr>
-            <w:tcW w:type="dxa" w:w="4873"/>
+            <w:tcW w:type="dxa" w:w="4320"/>
           </w:tcPr>
           <w:p>
             <w:r>
               <w:rPr>
-                <w:sz w:val="17"/>
-              </w:rPr>
-            </w:r>
-            <w:r>
-              <w:rPr>
                 <w:b/>
-                <w:sz w:val="17"/>
               </w:rPr>
               <w:t>Aprovação</w:t>
             </w:r>
@@ -401,18 +264,10 @@
         </w:tc>
         <w:tc>
           <w:tcPr>
-            <w:tcW w:type="dxa" w:w="4873"/>
+            <w:tcW w:type="dxa" w:w="4320"/>
           </w:tcPr>
           <w:p>
             <w:r>
-              <w:rPr>
-                <w:sz w:val="17"/>
-              </w:rPr>
-            </w:r>
-            <w:r>
-              <w:rPr>
-                <w:sz w:val="17"/>
-              </w:rPr>
               <w:t>Abraão</w:t>
             </w:r>
           </w:p>
@@ -421,19 +276,12 @@
       <w:tr>
         <w:tc>
           <w:tcPr>
-            <w:tcW w:type="dxa" w:w="4873"/>
-            <w:shd w:val="clear" w:fill="EDF1F7"/>
+            <w:tcW w:type="dxa" w:w="4320"/>
           </w:tcPr>
           <w:p>
             <w:r>
               <w:rPr>
-                <w:sz w:val="17"/>
-              </w:rPr>
-            </w:r>
-            <w:r>
-              <w:rPr>
                 <w:b/>
-                <w:sz w:val="17"/>
               </w:rPr>
               <w:t>Processo MPS-SW</w:t>
             </w:r>
@@ -441,37 +289,22 @@
         </w:tc>
         <w:tc>
           <w:tcPr>
-            <w:tcW w:type="dxa" w:w="4873"/>
-            <w:shd w:val="clear" w:fill="EDF1F7"/>
+            <w:tcW w:type="dxa" w:w="4320"/>
           </w:tcPr>
           <w:p>
             <w:r>
-              <w:rPr>
-                <w:sz w:val="17"/>
-              </w:rPr>
-            </w:r>
-            <w:r>
-              <w:rPr>
-                <w:sz w:val="17"/>
-              </w:rPr>
               <w:t>CAP (evidência de projeto)</w:t>
             </w:r>
           </w:p>
         </w:tc>
       </w:tr>
     </w:tbl>
+    <w:p/>
     <w:p>
       <w:pPr>
-        <w:pBdr>
-          <w:bottom w:val="single" w:sz="6" w:space="3" w:color="1F3B73"/>
-        </w:pBdr>
+        <w:pStyle w:val="Heading2"/>
       </w:pPr>
       <w:r>
-        <w:rPr>
-          <w:b/>
-          <w:color w:val="1F3B73"/>
-          <w:sz w:val="27"/>
-        </w:rPr>
         <w:t>1. Objetivo</w:t>
       </w:r>
     </w:p>
@@ -482,16 +315,9 @@
     </w:p>
     <w:p>
       <w:pPr>
-        <w:pBdr>
-          <w:bottom w:val="single" w:sz="6" w:space="3" w:color="1F3B73"/>
-        </w:pBdr>
+        <w:pStyle w:val="Heading2"/>
       </w:pPr>
       <w:r>
-        <w:rPr>
-          <w:b/>
-          <w:color w:val="1F3B73"/>
-          <w:sz w:val="27"/>
-        </w:rPr>
         <w:t>2. Equipe alocada</w:t>
       </w:r>
     </w:p>
@@ -499,27 +325,22 @@
       <w:tblPr>
         <w:tblStyle w:val="TableGrid"/>
         <w:tblW w:type="auto" w:w="0"/>
-        <w:jc w:val="center"/>
         <w:tblLook w:firstColumn="1" w:firstRow="1" w:lastColumn="0" w:lastRow="0" w:noHBand="0" w:noVBand="1" w:val="04A0"/>
       </w:tblPr>
       <w:tblGrid>
-        <w:gridCol w:w="3249"/>
-        <w:gridCol w:w="3249"/>
-        <w:gridCol w:w="3249"/>
+        <w:gridCol w:w="2880"/>
+        <w:gridCol w:w="2880"/>
+        <w:gridCol w:w="2880"/>
       </w:tblGrid>
       <w:tr>
         <w:tc>
           <w:tcPr>
-            <w:tcW w:type="dxa" w:w="3249"/>
-            <w:shd w:val="clear" w:fill="1F3B73"/>
+            <w:tcW w:type="dxa" w:w="2880"/>
           </w:tcPr>
           <w:p>
-            <w:r/>
             <w:r>
               <w:rPr>
                 <w:b/>
-                <w:color w:val="FFFFFF"/>
-                <w:sz w:val="18"/>
               </w:rPr>
               <w:t>Membro (papel)</w:t>
             </w:r>
@@ -527,16 +348,12 @@
         </w:tc>
         <w:tc>
           <w:tcPr>
-            <w:tcW w:type="dxa" w:w="3249"/>
-            <w:shd w:val="clear" w:fill="1F3B73"/>
+            <w:tcW w:type="dxa" w:w="2880"/>
           </w:tcPr>
           <w:p>
-            <w:r/>
             <w:r>
               <w:rPr>
                 <w:b/>
-                <w:color w:val="FFFFFF"/>
-                <w:sz w:val="18"/>
               </w:rPr>
               <w:t>Período de atuação</w:t>
             </w:r>
@@ -544,16 +361,12 @@
         </w:tc>
         <w:tc>
           <w:tcPr>
-            <w:tcW w:type="dxa" w:w="3249"/>
-            <w:shd w:val="clear" w:fill="1F3B73"/>
+            <w:tcW w:type="dxa" w:w="2880"/>
           </w:tcPr>
           <w:p>
-            <w:r/>
             <w:r>
               <w:rPr>
                 <w:b/>
-                <w:color w:val="FFFFFF"/>
-                <w:sz w:val="18"/>
               </w:rPr>
               <w:t>Sprints</w:t>
             </w:r>
@@ -563,54 +376,30 @@
       <w:tr>
         <w:tc>
           <w:tcPr>
-            <w:tcW w:type="dxa" w:w="3249"/>
+            <w:tcW w:type="dxa" w:w="2880"/>
           </w:tcPr>
           <w:p>
             <w:r>
-              <w:rPr>
-                <w:sz w:val="17"/>
-              </w:rPr>
-            </w:r>
-            <w:r>
-              <w:rPr>
-                <w:sz w:val="17"/>
-              </w:rPr>
               <w:t>Abraão — Gerente de Projeto (gestão; não codifica; fora do DevOps)</w:t>
             </w:r>
           </w:p>
         </w:tc>
         <w:tc>
           <w:tcPr>
-            <w:tcW w:type="dxa" w:w="3249"/>
+            <w:tcW w:type="dxa" w:w="2880"/>
           </w:tcPr>
           <w:p>
             <w:r>
-              <w:rPr>
-                <w:sz w:val="17"/>
-              </w:rPr>
-            </w:r>
-            <w:r>
-              <w:rPr>
-                <w:sz w:val="17"/>
-              </w:rPr>
               <w:t>Fev/2026 – Jul/2026</w:t>
             </w:r>
           </w:p>
         </w:tc>
         <w:tc>
           <w:tcPr>
-            <w:tcW w:type="dxa" w:w="3249"/>
+            <w:tcW w:type="dxa" w:w="2880"/>
           </w:tcPr>
           <w:p>
             <w:r>
-              <w:rPr>
-                <w:sz w:val="17"/>
-              </w:rPr>
-            </w:r>
-            <w:r>
-              <w:rPr>
-                <w:sz w:val="17"/>
-              </w:rPr>
               <w:t>Todas</w:t>
             </w:r>
           </w:p>
@@ -619,57 +408,30 @@
       <w:tr>
         <w:tc>
           <w:tcPr>
-            <w:tcW w:type="dxa" w:w="3249"/>
-            <w:shd w:val="clear" w:fill="EDF1F7"/>
+            <w:tcW w:type="dxa" w:w="2880"/>
           </w:tcPr>
           <w:p>
             <w:r>
-              <w:rPr>
-                <w:sz w:val="17"/>
-              </w:rPr>
-            </w:r>
-            <w:r>
-              <w:rPr>
-                <w:sz w:val="17"/>
-              </w:rPr>
               <w:t>Cézar Velazquez — Tech Lead / Arquiteto / DevOps (revisor de PR; no DevOps)</w:t>
             </w:r>
           </w:p>
         </w:tc>
         <w:tc>
           <w:tcPr>
-            <w:tcW w:type="dxa" w:w="3249"/>
-            <w:shd w:val="clear" w:fill="EDF1F7"/>
+            <w:tcW w:type="dxa" w:w="2880"/>
           </w:tcPr>
           <w:p>
             <w:r>
-              <w:rPr>
-                <w:sz w:val="17"/>
-              </w:rPr>
-            </w:r>
-            <w:r>
-              <w:rPr>
-                <w:sz w:val="17"/>
-              </w:rPr>
               <w:t>Fev/2026 – Jul/2026</w:t>
             </w:r>
           </w:p>
         </w:tc>
         <w:tc>
           <w:tcPr>
-            <w:tcW w:type="dxa" w:w="3249"/>
-            <w:shd w:val="clear" w:fill="EDF1F7"/>
+            <w:tcW w:type="dxa" w:w="2880"/>
           </w:tcPr>
           <w:p>
             <w:r>
-              <w:rPr>
-                <w:sz w:val="17"/>
-              </w:rPr>
-            </w:r>
-            <w:r>
-              <w:rPr>
-                <w:sz w:val="17"/>
-              </w:rPr>
               <w:t>Todas</w:t>
             </w:r>
           </w:p>
@@ -678,54 +440,30 @@
       <w:tr>
         <w:tc>
           <w:tcPr>
-            <w:tcW w:type="dxa" w:w="3249"/>
+            <w:tcW w:type="dxa" w:w="2880"/>
           </w:tcPr>
           <w:p>
             <w:r>
-              <w:rPr>
-                <w:sz w:val="17"/>
-              </w:rPr>
-            </w:r>
-            <w:r>
-              <w:rPr>
-                <w:sz w:val="17"/>
-              </w:rPr>
               <w:t>Felipe Santos — Dev Backend Principal (API + crawlers; no DevOps)</w:t>
             </w:r>
           </w:p>
         </w:tc>
         <w:tc>
           <w:tcPr>
-            <w:tcW w:type="dxa" w:w="3249"/>
+            <w:tcW w:type="dxa" w:w="2880"/>
           </w:tcPr>
           <w:p>
             <w:r>
-              <w:rPr>
-                <w:sz w:val="17"/>
-              </w:rPr>
-            </w:r>
-            <w:r>
-              <w:rPr>
-                <w:sz w:val="17"/>
-              </w:rPr>
               <w:t>Fev/2026 – Jul/2026</w:t>
             </w:r>
           </w:p>
         </w:tc>
         <w:tc>
           <w:tcPr>
-            <w:tcW w:type="dxa" w:w="3249"/>
+            <w:tcW w:type="dxa" w:w="2880"/>
           </w:tcPr>
           <w:p>
             <w:r>
-              <w:rPr>
-                <w:sz w:val="17"/>
-              </w:rPr>
-            </w:r>
-            <w:r>
-              <w:rPr>
-                <w:sz w:val="17"/>
-              </w:rPr>
               <w:t>S1–S9</w:t>
             </w:r>
           </w:p>
@@ -734,57 +472,30 @@
       <w:tr>
         <w:tc>
           <w:tcPr>
-            <w:tcW w:type="dxa" w:w="3249"/>
-            <w:shd w:val="clear" w:fill="EDF1F7"/>
+            <w:tcW w:type="dxa" w:w="2880"/>
           </w:tcPr>
           <w:p>
             <w:r>
-              <w:rPr>
-                <w:sz w:val="17"/>
-              </w:rPr>
-            </w:r>
-            <w:r>
-              <w:rPr>
-                <w:sz w:val="17"/>
-              </w:rPr>
               <w:t>Lucas Batista — Full Stack (S1 Angular; S2+ backend; no DevOps)</w:t>
             </w:r>
           </w:p>
         </w:tc>
         <w:tc>
           <w:tcPr>
-            <w:tcW w:type="dxa" w:w="3249"/>
-            <w:shd w:val="clear" w:fill="EDF1F7"/>
+            <w:tcW w:type="dxa" w:w="2880"/>
           </w:tcPr>
           <w:p>
             <w:r>
-              <w:rPr>
-                <w:sz w:val="17"/>
-              </w:rPr>
-            </w:r>
-            <w:r>
-              <w:rPr>
-                <w:sz w:val="17"/>
-              </w:rPr>
               <w:t>Fev/2026 – Jul/2026</w:t>
             </w:r>
           </w:p>
         </w:tc>
         <w:tc>
           <w:tcPr>
-            <w:tcW w:type="dxa" w:w="3249"/>
-            <w:shd w:val="clear" w:fill="EDF1F7"/>
+            <w:tcW w:type="dxa" w:w="2880"/>
           </w:tcPr>
           <w:p>
             <w:r>
-              <w:rPr>
-                <w:sz w:val="17"/>
-              </w:rPr>
-            </w:r>
-            <w:r>
-              <w:rPr>
-                <w:sz w:val="17"/>
-              </w:rPr>
               <w:t>S1–S9</w:t>
             </w:r>
           </w:p>
@@ -793,54 +504,30 @@
       <w:tr>
         <w:tc>
           <w:tcPr>
-            <w:tcW w:type="dxa" w:w="3249"/>
+            <w:tcW w:type="dxa" w:w="2880"/>
           </w:tcPr>
           <w:p>
             <w:r>
-              <w:rPr>
-                <w:sz w:val="17"/>
-              </w:rPr>
-            </w:r>
-            <w:r>
-              <w:rPr>
-                <w:sz w:val="17"/>
-              </w:rPr>
               <w:t>Henry Oliveira — Full Stack (S3 Angular; S4+ backend; no DevOps)</w:t>
             </w:r>
           </w:p>
         </w:tc>
         <w:tc>
           <w:tcPr>
-            <w:tcW w:type="dxa" w:w="3249"/>
+            <w:tcW w:type="dxa" w:w="2880"/>
           </w:tcPr>
           <w:p>
             <w:r>
-              <w:rPr>
-                <w:sz w:val="17"/>
-              </w:rPr>
-            </w:r>
-            <w:r>
-              <w:rPr>
-                <w:sz w:val="17"/>
-              </w:rPr>
               <w:t>Mar/2026 – Jul/2026</w:t>
             </w:r>
           </w:p>
         </w:tc>
         <w:tc>
           <w:tcPr>
-            <w:tcW w:type="dxa" w:w="3249"/>
+            <w:tcW w:type="dxa" w:w="2880"/>
           </w:tcPr>
           <w:p>
             <w:r>
-              <w:rPr>
-                <w:sz w:val="17"/>
-              </w:rPr>
-            </w:r>
-            <w:r>
-              <w:rPr>
-                <w:sz w:val="17"/>
-              </w:rPr>
               <w:t>S3–S9</w:t>
             </w:r>
           </w:p>
@@ -849,57 +536,30 @@
       <w:tr>
         <w:tc>
           <w:tcPr>
-            <w:tcW w:type="dxa" w:w="3249"/>
-            <w:shd w:val="clear" w:fill="EDF1F7"/>
+            <w:tcW w:type="dxa" w:w="2880"/>
           </w:tcPr>
           <w:p>
             <w:r>
-              <w:rPr>
-                <w:sz w:val="17"/>
-              </w:rPr>
-            </w:r>
-            <w:r>
-              <w:rPr>
-                <w:sz w:val="17"/>
-              </w:rPr>
               <w:t>Jonathan Alves — QA (teste manual; gera evidências; no DevOps)</w:t>
             </w:r>
           </w:p>
         </w:tc>
         <w:tc>
           <w:tcPr>
-            <w:tcW w:type="dxa" w:w="3249"/>
-            <w:shd w:val="clear" w:fill="EDF1F7"/>
+            <w:tcW w:type="dxa" w:w="2880"/>
           </w:tcPr>
           <w:p>
             <w:r>
-              <w:rPr>
-                <w:sz w:val="17"/>
-              </w:rPr>
-            </w:r>
-            <w:r>
-              <w:rPr>
-                <w:sz w:val="17"/>
-              </w:rPr>
               <w:t>Fev/2026 – Jul/2026</w:t>
             </w:r>
           </w:p>
         </w:tc>
         <w:tc>
           <w:tcPr>
-            <w:tcW w:type="dxa" w:w="3249"/>
-            <w:shd w:val="clear" w:fill="EDF1F7"/>
+            <w:tcW w:type="dxa" w:w="2880"/>
           </w:tcPr>
           <w:p>
             <w:r>
-              <w:rPr>
-                <w:sz w:val="17"/>
-              </w:rPr>
-            </w:r>
-            <w:r>
-              <w:rPr>
-                <w:sz w:val="17"/>
-              </w:rPr>
               <w:t>Todas</w:t>
             </w:r>
           </w:p>
@@ -908,280 +568,142 @@
       <w:tr>
         <w:tc>
           <w:tcPr>
-            <w:tcW w:type="dxa" w:w="3249"/>
+            <w:tcW w:type="dxa" w:w="2880"/>
           </w:tcPr>
           <w:p>
             <w:r>
-              <w:rPr>
-                <w:sz w:val="17"/>
-              </w:rPr>
-            </w:r>
-            <w:r>
-              <w:rPr>
-                <w:sz w:val="17"/>
-              </w:rPr>
               <w:t>Carol (Caroline) — GQA independente (auditoria de processo; não codifica; fora do DevOps)</w:t>
             </w:r>
           </w:p>
         </w:tc>
         <w:tc>
           <w:tcPr>
-            <w:tcW w:type="dxa" w:w="3249"/>
+            <w:tcW w:type="dxa" w:w="2880"/>
           </w:tcPr>
           <w:p>
             <w:r>
-              <w:rPr>
-                <w:sz w:val="17"/>
-              </w:rPr>
-            </w:r>
-            <w:r>
-              <w:rPr>
-                <w:sz w:val="17"/>
-              </w:rPr>
               <w:t>Fev/2026 – Jul/2026</w:t>
             </w:r>
           </w:p>
         </w:tc>
         <w:tc>
           <w:tcPr>
-            <w:tcW w:type="dxa" w:w="3249"/>
+            <w:tcW w:type="dxa" w:w="2880"/>
           </w:tcPr>
           <w:p>
             <w:r>
-              <w:rPr>
-                <w:sz w:val="17"/>
-              </w:rPr>
-            </w:r>
-            <w:r>
-              <w:rPr>
-                <w:sz w:val="17"/>
-              </w:rPr>
               <w:t>Todas</w:t>
             </w:r>
           </w:p>
         </w:tc>
       </w:tr>
     </w:tbl>
+    <w:p/>
     <w:p>
+      <w:pPr>
+        <w:pStyle w:val="IntenseQuote"/>
+      </w:pPr>
       <w:r>
         <w:rPr>
           <w:b/>
-          <w:i/>
-          <w:color w:val="444444"/>
         </w:rPr>
-        <w:t>DevOps (Azure) = 5 pessoas:</w:t>
+        <w:t>DevOps (GitLab) = 5 pessoas:</w:t>
       </w:r>
       <w:r>
-        <w:rPr>
-          <w:i/>
-          <w:color w:val="444444"/>
-        </w:rPr>
         <w:t xml:space="preserve"> Cézar Velazquez (Tech Lead) + Felipe Santos / Lucas Batista / Henry Oliveira (devs) + Jonathan Alves (QA). </w:t>
       </w:r>
       <w:r>
         <w:rPr>
           <w:b/>
-          <w:i/>
-          <w:color w:val="444444"/>
         </w:rPr>
         <w:t>Abraão (GP) e Carol (GQA independente) ficam fora do DevOps.</w:t>
       </w:r>
     </w:p>
     <w:p>
+      <w:pPr>
+        <w:pStyle w:val="IntenseQuote"/>
+      </w:pPr>
       <w:r>
-        <w:rPr>
-          <w:i/>
-          <w:color w:val="444444"/>
-        </w:rPr>
-        <w:t xml:space="preserve">Equivalência de identidade (time atual → Jira/Azure DevOps, contas legadas): Cézar Velazquez → aprovação de PR sob </w:t>
+        <w:t xml:space="preserve">Equivalência de identidade (time atual → GitLab, contas): Cézar Velazquez → cezar.velazquez (aprovador de MR e commits de infra/arquitetura); Felipe Santos → </w:t>
       </w:r>
       <w:r>
         <w:rPr>
           <w:rFonts w:ascii="Consolas" w:hAnsi="Consolas"/>
-          <w:i/>
-          <w:color w:val="444444"/>
-          <w:sz w:val="18"/>
-        </w:rPr>
-        <w:t>Mateus Veloso</w:t>
-      </w:r>
-      <w:r>
-        <w:rPr>
-          <w:i/>
-          <w:color w:val="444444"/>
-        </w:rPr>
-        <w:t xml:space="preserve"> e commits de infra/arquitetura sob </w:t>
-      </w:r>
-      <w:r>
-        <w:rPr>
-          <w:rFonts w:ascii="Consolas" w:hAnsi="Consolas"/>
-          <w:i/>
-          <w:color w:val="444444"/>
-          <w:sz w:val="18"/>
-        </w:rPr>
-        <w:t>Raony Chagas</w:t>
-      </w:r>
-      <w:r>
-        <w:rPr>
-          <w:i/>
-          <w:color w:val="444444"/>
-        </w:rPr>
-        <w:t>/</w:t>
-      </w:r>
-      <w:r>
-        <w:rPr>
-          <w:rFonts w:ascii="Consolas" w:hAnsi="Consolas"/>
-          <w:i/>
-          <w:color w:val="444444"/>
-          <w:sz w:val="18"/>
-        </w:rPr>
-        <w:t>Mateus Sousa</w:t>
-      </w:r>
-      <w:r>
-        <w:rPr>
-          <w:i/>
-          <w:color w:val="444444"/>
-        </w:rPr>
-        <w:t xml:space="preserve">; Felipe Santos → </w:t>
-      </w:r>
-      <w:r>
-        <w:rPr>
-          <w:rFonts w:ascii="Consolas" w:hAnsi="Consolas"/>
-          <w:i/>
-          <w:color w:val="444444"/>
-          <w:sz w:val="18"/>
         </w:rPr>
         <w:t>Felipe Siqueira</w:t>
       </w:r>
       <w:r>
-        <w:rPr>
-          <w:i/>
-          <w:color w:val="444444"/>
-        </w:rPr>
         <w:t xml:space="preserve">; Lucas Batista → </w:t>
       </w:r>
       <w:r>
         <w:rPr>
           <w:rFonts w:ascii="Consolas" w:hAnsi="Consolas"/>
-          <w:i/>
-          <w:color w:val="444444"/>
-          <w:sz w:val="18"/>
         </w:rPr>
         <w:t>Lucas Batista de Sousa</w:t>
       </w:r>
       <w:r>
-        <w:rPr>
-          <w:i/>
-          <w:color w:val="444444"/>
-        </w:rPr>
         <w:t xml:space="preserve">; Henry Oliveira → </w:t>
       </w:r>
       <w:r>
         <w:rPr>
           <w:rFonts w:ascii="Consolas" w:hAnsi="Consolas"/>
-          <w:i/>
-          <w:color w:val="444444"/>
-          <w:sz w:val="18"/>
         </w:rPr>
         <w:t>Henry Komatsu</w:t>
       </w:r>
       <w:r>
-        <w:rPr>
-          <w:i/>
-          <w:color w:val="444444"/>
-        </w:rPr>
         <w:t>. Abraão (</w:t>
       </w:r>
       <w:r>
         <w:rPr>
           <w:rFonts w:ascii="Consolas" w:hAnsi="Consolas"/>
-          <w:i/>
-          <w:color w:val="444444"/>
-          <w:sz w:val="18"/>
         </w:rPr>
         <w:t>abraao.oliveira</w:t>
       </w:r>
       <w:r>
-        <w:rPr>
-          <w:i/>
-          <w:color w:val="444444"/>
-        </w:rPr>
         <w:t>) e Jonathan Alves (</w:t>
       </w:r>
       <w:r>
         <w:rPr>
           <w:rFonts w:ascii="Consolas" w:hAnsi="Consolas"/>
-          <w:i/>
-          <w:color w:val="444444"/>
-          <w:sz w:val="18"/>
         </w:rPr>
         <w:t>jonathan@timeware.com.br</w:t>
       </w:r>
       <w:r>
-        <w:rPr>
-          <w:i/>
-          <w:color w:val="444444"/>
-        </w:rPr>
         <w:t xml:space="preserve">) já estão com contas no projeto. Carol (GQA independente) </w:t>
       </w:r>
       <w:r>
         <w:rPr>
           <w:b/>
-          <w:i/>
-          <w:color w:val="444444"/>
         </w:rPr>
         <w:t>não assina issues, não commita e não executa testes</w:t>
       </w:r>
       <w:r>
-        <w:rPr>
-          <w:i/>
-          <w:color w:val="444444"/>
-        </w:rPr>
         <w:t xml:space="preserve"> — apenas aprova a conformidade e atesta que a QA testou; os 2 commits legados sob </w:t>
       </w:r>
       <w:r>
         <w:rPr>
           <w:rFonts w:ascii="Consolas" w:hAnsi="Consolas"/>
-          <w:i/>
-          <w:color w:val="444444"/>
-          <w:sz w:val="18"/>
         </w:rPr>
         <w:t>Caroline Sousa</w:t>
       </w:r>
       <w:r>
-        <w:rPr>
-          <w:i/>
-          <w:color w:val="444444"/>
-        </w:rPr>
         <w:t xml:space="preserve"> no git são incidentais da consolidação retroativa e </w:t>
       </w:r>
       <w:r>
         <w:rPr>
           <w:b/>
-          <w:i/>
-          <w:color w:val="444444"/>
         </w:rPr>
         <w:t>não representam a GQA</w:t>
       </w:r>
       <w:r>
-        <w:rPr>
-          <w:i/>
-          <w:color w:val="444444"/>
-        </w:rPr>
         <w:t>.</w:t>
       </w:r>
     </w:p>
     <w:p>
       <w:pPr>
-        <w:pBdr>
-          <w:bottom w:val="single" w:sz="6" w:space="3" w:color="1F3B73"/>
-        </w:pBdr>
+        <w:pStyle w:val="Heading2"/>
       </w:pPr>
       <w:r>
-        <w:rPr>
-          <w:b/>
-          <w:color w:val="1F3B73"/>
-          <w:sz w:val="27"/>
-        </w:rPr>
         <w:t>3. Competências exigidas por papel</w:t>
       </w:r>
     </w:p>
@@ -1189,26 +711,21 @@
       <w:tblPr>
         <w:tblStyle w:val="TableGrid"/>
         <w:tblW w:type="auto" w:w="0"/>
-        <w:jc w:val="center"/>
         <w:tblLook w:firstColumn="1" w:firstRow="1" w:lastColumn="0" w:lastRow="0" w:noHBand="0" w:noVBand="1" w:val="04A0"/>
       </w:tblPr>
       <w:tblGrid>
-        <w:gridCol w:w="4873"/>
-        <w:gridCol w:w="4873"/>
+        <w:gridCol w:w="4320"/>
+        <w:gridCol w:w="4320"/>
       </w:tblGrid>
       <w:tr>
         <w:tc>
           <w:tcPr>
-            <w:tcW w:type="dxa" w:w="4873"/>
-            <w:shd w:val="clear" w:fill="1F3B73"/>
+            <w:tcW w:type="dxa" w:w="4320"/>
           </w:tcPr>
           <w:p>
-            <w:r/>
             <w:r>
               <w:rPr>
                 <w:b/>
-                <w:color w:val="FFFFFF"/>
-                <w:sz w:val="18"/>
               </w:rPr>
               <w:t>Papel</w:t>
             </w:r>
@@ -1216,16 +733,12 @@
         </w:tc>
         <w:tc>
           <w:tcPr>
-            <w:tcW w:type="dxa" w:w="4873"/>
-            <w:shd w:val="clear" w:fill="1F3B73"/>
+            <w:tcW w:type="dxa" w:w="4320"/>
           </w:tcPr>
           <w:p>
-            <w:r/>
             <w:r>
               <w:rPr>
                 <w:b/>
-                <w:color w:val="FFFFFF"/>
-                <w:sz w:val="18"/>
               </w:rPr>
               <w:t>Competências técnicas exigidas</w:t>
             </w:r>
@@ -1235,36 +748,20 @@
       <w:tr>
         <w:tc>
           <w:tcPr>
-            <w:tcW w:type="dxa" w:w="4873"/>
+            <w:tcW w:type="dxa" w:w="4320"/>
           </w:tcPr>
           <w:p>
             <w:r>
-              <w:rPr>
-                <w:sz w:val="17"/>
-              </w:rPr>
-            </w:r>
-            <w:r>
-              <w:rPr>
-                <w:sz w:val="17"/>
-              </w:rPr>
               <w:t>Gerente de Projeto (Abraão)</w:t>
             </w:r>
           </w:p>
         </w:tc>
         <w:tc>
           <w:tcPr>
-            <w:tcW w:type="dxa" w:w="4873"/>
+            <w:tcW w:type="dxa" w:w="4320"/>
           </w:tcPr>
           <w:p>
             <w:r>
-              <w:rPr>
-                <w:sz w:val="17"/>
-              </w:rPr>
-            </w:r>
-            <w:r>
-              <w:rPr>
-                <w:sz w:val="17"/>
-              </w:rPr>
               <w:t>Gestão de projeto e MPS-SW Nível C (GPR, REQ, PCP, ITP, VV, GCO, MED, GDE, CAP, GQA/GPC), gestão de escopo e aprovação de change request (CR), planejamento e medição por sprint; não codifica e não atua no DevOps</w:t>
             </w:r>
           </w:p>
@@ -1273,51 +770,29 @@
       <w:tr>
         <w:tc>
           <w:tcPr>
-            <w:tcW w:type="dxa" w:w="4873"/>
-            <w:shd w:val="clear" w:fill="EDF1F7"/>
+            <w:tcW w:type="dxa" w:w="4320"/>
           </w:tcPr>
           <w:p>
             <w:r>
-              <w:rPr>
-                <w:sz w:val="17"/>
-              </w:rPr>
-            </w:r>
-            <w:r>
-              <w:rPr>
-                <w:sz w:val="17"/>
-              </w:rPr>
               <w:t>Tech Lead / Arquiteto / DevOps (Cézar Velazquez)</w:t>
             </w:r>
           </w:p>
         </w:tc>
         <w:tc>
           <w:tcPr>
-            <w:tcW w:type="dxa" w:w="4873"/>
-            <w:shd w:val="clear" w:fill="EDF1F7"/>
+            <w:tcW w:type="dxa" w:w="4320"/>
           </w:tcPr>
           <w:p>
             <w:r>
-              <w:rPr>
-                <w:sz w:val="17"/>
-              </w:rPr>
-            </w:r>
-            <w:r>
-              <w:rPr>
-                <w:sz w:val="17"/>
-              </w:rPr>
-              <w:t xml:space="preserve">Arquitetura de soluções (API + Web + Crawler), Spring Boot 3.2.5 / Java 21, Azure DevOps (Pipelines PowerShell@2/agente Windows, gate de cobertura no CI, Docker Compose, política de branch, baselines/tags) e </w:t>
+              <w:t xml:space="preserve">Arquitetura de soluções (API + Web + Crawler), Spring Boot 3.2.5 / Java 21, GitLab CI (Docker runner, gate de cobertura JaCoCo no CI, Docker Compose, política de branch, baselines/tags) e </w:t>
             </w:r>
             <w:r>
               <w:rPr>
                 <w:b/>
-                <w:sz w:val="17"/>
               </w:rPr>
-              <w:t>aprovação de PR</w:t>
+              <w:t>aprovação de MR</w:t>
             </w:r>
             <w:r>
-              <w:rPr>
-                <w:sz w:val="17"/>
-              </w:rPr>
               <w:t xml:space="preserve"> como revisor (Tech Lead)</w:t>
             </w:r>
           </w:p>
@@ -1326,36 +801,20 @@
       <w:tr>
         <w:tc>
           <w:tcPr>
-            <w:tcW w:type="dxa" w:w="4873"/>
+            <w:tcW w:type="dxa" w:w="4320"/>
           </w:tcPr>
           <w:p>
             <w:r>
-              <w:rPr>
-                <w:sz w:val="17"/>
-              </w:rPr>
-            </w:r>
-            <w:r>
-              <w:rPr>
-                <w:sz w:val="17"/>
-              </w:rPr>
               <w:t>Dev Backend Principal</w:t>
             </w:r>
           </w:p>
         </w:tc>
         <w:tc>
           <w:tcPr>
-            <w:tcW w:type="dxa" w:w="4873"/>
+            <w:tcW w:type="dxa" w:w="4320"/>
           </w:tcPr>
           <w:p>
             <w:r>
-              <w:rPr>
-                <w:sz w:val="17"/>
-              </w:rPr>
-            </w:r>
-            <w:r>
-              <w:rPr>
-                <w:sz w:val="17"/>
-              </w:rPr>
               <w:t>Spring Boot 3.2.5 / Java 21, segurança JWT HS256 (access/refresh, jti), Redis (blacklist de token), JPA/Flyway, Python FastAPI 0.111 / SeleniumBase 4.27.4 e parsers (Smiles/Azul/Latam)</w:t>
             </w:r>
           </w:p>
@@ -1364,38 +823,20 @@
       <w:tr>
         <w:tc>
           <w:tcPr>
-            <w:tcW w:type="dxa" w:w="4873"/>
-            <w:shd w:val="clear" w:fill="EDF1F7"/>
+            <w:tcW w:type="dxa" w:w="4320"/>
           </w:tcPr>
           <w:p>
             <w:r>
-              <w:rPr>
-                <w:sz w:val="17"/>
-              </w:rPr>
-            </w:r>
-            <w:r>
-              <w:rPr>
-                <w:sz w:val="17"/>
-              </w:rPr>
               <w:t>Full Stack</w:t>
             </w:r>
           </w:p>
         </w:tc>
         <w:tc>
           <w:tcPr>
-            <w:tcW w:type="dxa" w:w="4873"/>
-            <w:shd w:val="clear" w:fill="EDF1F7"/>
+            <w:tcW w:type="dxa" w:w="4320"/>
           </w:tcPr>
           <w:p>
             <w:r>
-              <w:rPr>
-                <w:sz w:val="17"/>
-              </w:rPr>
-            </w:r>
-            <w:r>
-              <w:rPr>
-                <w:sz w:val="17"/>
-              </w:rPr>
               <w:t>Spring Boot / JWT e JPA no backend; Angular 17.3 standalone, signals, Tailwind 3.4, interceptor JWT (refresh 401) no frontend</w:t>
             </w:r>
           </w:p>
@@ -1404,43 +845,26 @@
       <w:tr>
         <w:tc>
           <w:tcPr>
-            <w:tcW w:type="dxa" w:w="4873"/>
+            <w:tcW w:type="dxa" w:w="4320"/>
           </w:tcPr>
           <w:p>
             <w:r>
-              <w:rPr>
-                <w:sz w:val="17"/>
-              </w:rPr>
-            </w:r>
-            <w:r>
-              <w:rPr>
-                <w:sz w:val="17"/>
-              </w:rPr>
               <w:t>QA (Jonathan Alves)</w:t>
             </w:r>
           </w:p>
         </w:tc>
         <w:tc>
           <w:tcPr>
-            <w:tcW w:type="dxa" w:w="4873"/>
+            <w:tcW w:type="dxa" w:w="4320"/>
           </w:tcPr>
           <w:p>
             <w:r>
               <w:rPr>
-                <w:sz w:val="17"/>
-              </w:rPr>
-            </w:r>
-            <w:r>
-              <w:rPr>
                 <w:b/>
-                <w:sz w:val="17"/>
               </w:rPr>
               <w:t>Execução de testes manuais com geração de evidências</w:t>
             </w:r>
             <w:r>
-              <w:rPr>
-                <w:sz w:val="17"/>
-              </w:rPr>
               <w:t xml:space="preserve"> (sem ferramenta de gestão de testes), V&amp;V (JUnit5/Mockito/AssertJ, Testcontainers, Karma, pytest como apoio de build) e análise de cobertura JaCoCo/Karma/pytest</w:t>
             </w:r>
           </w:p>
@@ -1449,69 +873,41 @@
       <w:tr>
         <w:tc>
           <w:tcPr>
-            <w:tcW w:type="dxa" w:w="4873"/>
-            <w:shd w:val="clear" w:fill="EDF1F7"/>
+            <w:tcW w:type="dxa" w:w="4320"/>
           </w:tcPr>
           <w:p>
             <w:r>
-              <w:rPr>
-                <w:sz w:val="17"/>
-              </w:rPr>
-            </w:r>
-            <w:r>
-              <w:rPr>
-                <w:sz w:val="17"/>
-              </w:rPr>
               <w:t>GQA independente (Carol)</w:t>
             </w:r>
           </w:p>
         </w:tc>
         <w:tc>
           <w:tcPr>
-            <w:tcW w:type="dxa" w:w="4873"/>
-            <w:shd w:val="clear" w:fill="EDF1F7"/>
+            <w:tcW w:type="dxa" w:w="4320"/>
           </w:tcPr>
           <w:p>
             <w:r>
-              <w:rPr>
-                <w:sz w:val="17"/>
-              </w:rPr>
-            </w:r>
-            <w:r>
-              <w:rPr>
-                <w:sz w:val="17"/>
-              </w:rPr>
               <w:t xml:space="preserve">Processo de GQA/GPC e MPS-SW, condução de </w:t>
             </w:r>
             <w:r>
               <w:rPr>
                 <w:b/>
-                <w:sz w:val="17"/>
               </w:rPr>
               <w:t>auditoria independente de processo</w:t>
             </w:r>
             <w:r>
-              <w:rPr>
-                <w:sz w:val="17"/>
-              </w:rPr>
               <w:t xml:space="preserve"> por ciclo, verificação de não conformidades e ações corretivas, e aderência ao processo-padrão Timeware (não codifica e não executa testes)</w:t>
             </w:r>
           </w:p>
         </w:tc>
       </w:tr>
     </w:tbl>
+    <w:p/>
     <w:p>
       <w:pPr>
-        <w:pBdr>
-          <w:bottom w:val="single" w:sz="6" w:space="3" w:color="1F3B73"/>
-        </w:pBdr>
+        <w:pStyle w:val="Heading2"/>
       </w:pPr>
       <w:r>
-        <w:rPr>
-          <w:b/>
-          <w:color w:val="1F3B73"/>
-          <w:sz w:val="27"/>
-        </w:rPr>
         <w:t>4. Sessões e trilhas de capacitação</w:t>
       </w:r>
     </w:p>
@@ -1519,27 +915,22 @@
       <w:tblPr>
         <w:tblStyle w:val="TableGrid"/>
         <w:tblW w:type="auto" w:w="0"/>
-        <w:jc w:val="center"/>
         <w:tblLook w:firstColumn="1" w:firstRow="1" w:lastColumn="0" w:lastRow="0" w:noHBand="0" w:noVBand="1" w:val="04A0"/>
       </w:tblPr>
       <w:tblGrid>
-        <w:gridCol w:w="3249"/>
-        <w:gridCol w:w="3249"/>
-        <w:gridCol w:w="3249"/>
+        <w:gridCol w:w="2880"/>
+        <w:gridCol w:w="2880"/>
+        <w:gridCol w:w="2880"/>
       </w:tblGrid>
       <w:tr>
         <w:tc>
           <w:tcPr>
-            <w:tcW w:type="dxa" w:w="3249"/>
-            <w:shd w:val="clear" w:fill="1F3B73"/>
+            <w:tcW w:type="dxa" w:w="2880"/>
           </w:tcPr>
           <w:p>
-            <w:r/>
             <w:r>
               <w:rPr>
                 <w:b/>
-                <w:color w:val="FFFFFF"/>
-                <w:sz w:val="18"/>
               </w:rPr>
               <w:t>Trilha / sessão</w:t>
             </w:r>
@@ -1547,16 +938,12 @@
         </w:tc>
         <w:tc>
           <w:tcPr>
-            <w:tcW w:type="dxa" w:w="3249"/>
-            <w:shd w:val="clear" w:fill="1F3B73"/>
+            <w:tcW w:type="dxa" w:w="2880"/>
           </w:tcPr>
           <w:p>
-            <w:r/>
             <w:r>
               <w:rPr>
                 <w:b/>
-                <w:color w:val="FFFFFF"/>
-                <w:sz w:val="18"/>
               </w:rPr>
               <w:t>Público</w:t>
             </w:r>
@@ -1564,16 +951,12 @@
         </w:tc>
         <w:tc>
           <w:tcPr>
-            <w:tcW w:type="dxa" w:w="3249"/>
-            <w:shd w:val="clear" w:fill="1F3B73"/>
+            <w:tcW w:type="dxa" w:w="2880"/>
           </w:tcPr>
           <w:p>
-            <w:r/>
             <w:r>
               <w:rPr>
                 <w:b/>
-                <w:color w:val="FFFFFF"/>
-                <w:sz w:val="18"/>
               </w:rPr>
               <w:t>Conteúdo</w:t>
             </w:r>
@@ -1583,68 +966,39 @@
       <w:tr>
         <w:tc>
           <w:tcPr>
-            <w:tcW w:type="dxa" w:w="3249"/>
+            <w:tcW w:type="dxa" w:w="2880"/>
           </w:tcPr>
           <w:p>
             <w:r>
-              <w:rPr>
-                <w:sz w:val="17"/>
-              </w:rPr>
-            </w:r>
-            <w:r>
-              <w:rPr>
-                <w:sz w:val="17"/>
-              </w:rPr>
               <w:t>Trilha Backend — Spring Boot 3 / JWT</w:t>
             </w:r>
           </w:p>
         </w:tc>
         <w:tc>
           <w:tcPr>
-            <w:tcW w:type="dxa" w:w="3249"/>
+            <w:tcW w:type="dxa" w:w="2880"/>
           </w:tcPr>
           <w:p>
             <w:r>
-              <w:rPr>
-                <w:sz w:val="17"/>
-              </w:rPr>
-            </w:r>
-            <w:r>
-              <w:rPr>
-                <w:sz w:val="17"/>
-              </w:rPr>
               <w:t>Felipe Santos, Lucas Batista, Henry Oliveira</w:t>
             </w:r>
           </w:p>
         </w:tc>
         <w:tc>
           <w:tcPr>
-            <w:tcW w:type="dxa" w:w="3249"/>
+            <w:tcW w:type="dxa" w:w="2880"/>
           </w:tcPr>
           <w:p>
             <w:r>
-              <w:rPr>
-                <w:sz w:val="17"/>
-              </w:rPr>
-            </w:r>
-            <w:r>
-              <w:rPr>
-                <w:sz w:val="17"/>
-              </w:rPr>
               <w:t xml:space="preserve">Camadas controller/service, autenticação JWT HS256 (access 30 min / refresh 7 dias), JwtAuthenticationFilter, BCrypt e blacklist Redis (prefixo </w:t>
             </w:r>
             <w:r>
               <w:rPr>
                 <w:rFonts w:ascii="Consolas" w:hAnsi="Consolas"/>
-                <w:color w:val="444444"/>
-                <w:sz w:val="17"/>
               </w:rPr>
               <w:t>token:invalidated:</w:t>
             </w:r>
             <w:r>
-              <w:rPr>
-                <w:sz w:val="17"/>
-              </w:rPr>
               <w:t>)</w:t>
             </w:r>
           </w:p>
@@ -1653,57 +1007,30 @@
       <w:tr>
         <w:tc>
           <w:tcPr>
-            <w:tcW w:type="dxa" w:w="3249"/>
-            <w:shd w:val="clear" w:fill="EDF1F7"/>
+            <w:tcW w:type="dxa" w:w="2880"/>
           </w:tcPr>
           <w:p>
             <w:r>
-              <w:rPr>
-                <w:sz w:val="17"/>
-              </w:rPr>
-            </w:r>
-            <w:r>
-              <w:rPr>
-                <w:sz w:val="17"/>
-              </w:rPr>
               <w:t>Trilha Frontend — Angular 17</w:t>
             </w:r>
           </w:p>
         </w:tc>
         <w:tc>
           <w:tcPr>
-            <w:tcW w:type="dxa" w:w="3249"/>
-            <w:shd w:val="clear" w:fill="EDF1F7"/>
+            <w:tcW w:type="dxa" w:w="2880"/>
           </w:tcPr>
           <w:p>
             <w:r>
-              <w:rPr>
-                <w:sz w:val="17"/>
-              </w:rPr>
-            </w:r>
-            <w:r>
-              <w:rPr>
-                <w:sz w:val="17"/>
-              </w:rPr>
               <w:t>Lucas Batista (S1), Henry Oliveira (S3)</w:t>
             </w:r>
           </w:p>
         </w:tc>
         <w:tc>
           <w:tcPr>
-            <w:tcW w:type="dxa" w:w="3249"/>
-            <w:shd w:val="clear" w:fill="EDF1F7"/>
+            <w:tcW w:type="dxa" w:w="2880"/>
           </w:tcPr>
           <w:p>
             <w:r>
-              <w:rPr>
-                <w:sz w:val="17"/>
-              </w:rPr>
-            </w:r>
-            <w:r>
-              <w:rPr>
-                <w:sz w:val="17"/>
-              </w:rPr>
               <w:t>Componentes standalone, signals + localStorage no AuthService, jwtInterceptor (401 → refresh → retry), ThemeService (dark mode) e componentes compartilhados (LoadingSpinner, EmptyState, Pagination)</w:t>
             </w:r>
           </w:p>
@@ -1712,68 +1039,39 @@
       <w:tr>
         <w:tc>
           <w:tcPr>
-            <w:tcW w:type="dxa" w:w="3249"/>
+            <w:tcW w:type="dxa" w:w="2880"/>
           </w:tcPr>
           <w:p>
             <w:r>
-              <w:rPr>
-                <w:sz w:val="17"/>
-              </w:rPr>
-            </w:r>
-            <w:r>
-              <w:rPr>
-                <w:sz w:val="17"/>
-              </w:rPr>
               <w:t>Trilha Crawler — SeleniumBase / FastAPI</w:t>
             </w:r>
           </w:p>
         </w:tc>
         <w:tc>
           <w:tcPr>
-            <w:tcW w:type="dxa" w:w="3249"/>
+            <w:tcW w:type="dxa" w:w="2880"/>
           </w:tcPr>
           <w:p>
             <w:r>
-              <w:rPr>
-                <w:sz w:val="17"/>
-              </w:rPr>
-            </w:r>
-            <w:r>
-              <w:rPr>
-                <w:sz w:val="17"/>
-              </w:rPr>
               <w:t>Felipe Santos</w:t>
             </w:r>
           </w:p>
         </w:tc>
         <w:tc>
           <w:tcPr>
-            <w:tcW w:type="dxa" w:w="3249"/>
+            <w:tcW w:type="dxa" w:w="2880"/>
           </w:tcPr>
           <w:p>
             <w:r>
-              <w:rPr>
-                <w:sz w:val="17"/>
-              </w:rPr>
-            </w:r>
-            <w:r>
-              <w:rPr>
-                <w:sz w:val="17"/>
-              </w:rPr>
               <w:t xml:space="preserve">FastAPI 0.111, SeleniumBase 4.27.4, parsers BeautifulSoup (Smiles/Azul/Latam), DTO </w:t>
             </w:r>
             <w:r>
               <w:rPr>
                 <w:rFonts w:ascii="Consolas" w:hAnsi="Consolas"/>
-                <w:color w:val="444444"/>
-                <w:sz w:val="17"/>
               </w:rPr>
               <w:t>SearchRequest</w:t>
             </w:r>
             <w:r>
-              <w:rPr>
-                <w:sz w:val="17"/>
-              </w:rPr>
               <w:t xml:space="preserve"> (max_miles, cabin_type) e CORS restrito à origem da API</w:t>
             </w:r>
           </w:p>
@@ -1782,100 +1080,58 @@
       <w:tr>
         <w:tc>
           <w:tcPr>
-            <w:tcW w:type="dxa" w:w="3249"/>
-            <w:shd w:val="clear" w:fill="EDF1F7"/>
+            <w:tcW w:type="dxa" w:w="2880"/>
           </w:tcPr>
           <w:p>
             <w:r>
-              <w:rPr>
-                <w:sz w:val="17"/>
-              </w:rPr>
-            </w:r>
-            <w:r>
-              <w:rPr>
-                <w:sz w:val="17"/>
-              </w:rPr>
-              <w:t>Trilha Arquitetura e DevOps — Azure Pipelines</w:t>
+              <w:t>Trilha Arquitetura e DevOps — GitLab CI</w:t>
             </w:r>
           </w:p>
         </w:tc>
         <w:tc>
           <w:tcPr>
-            <w:tcW w:type="dxa" w:w="3249"/>
-            <w:shd w:val="clear" w:fill="EDF1F7"/>
+            <w:tcW w:type="dxa" w:w="2880"/>
           </w:tcPr>
           <w:p>
             <w:r>
-              <w:rPr>
-                <w:sz w:val="17"/>
-              </w:rPr>
-            </w:r>
-            <w:r>
-              <w:rPr>
-                <w:sz w:val="17"/>
-              </w:rPr>
               <w:t>Cézar Velazquez</w:t>
             </w:r>
           </w:p>
         </w:tc>
         <w:tc>
           <w:tcPr>
-            <w:tcW w:type="dxa" w:w="3249"/>
-            <w:shd w:val="clear" w:fill="EDF1F7"/>
+            <w:tcW w:type="dxa" w:w="2880"/>
           </w:tcPr>
           <w:p>
             <w:r>
-              <w:rPr>
-                <w:sz w:val="17"/>
-              </w:rPr>
-            </w:r>
-            <w:r>
-              <w:rPr>
-                <w:sz w:val="17"/>
-              </w:rPr>
-              <w:t xml:space="preserve">Arquitetura da solução (API/Web/Crawler), Pipelines API/Web/Crawler (PowerShell@2, agente Windows), triggers </w:t>
+              <w:t xml:space="preserve">Arquitetura da solução (API/Web/Crawler), Pipelines GitLab CI (Docker runner), triggers </w:t>
             </w:r>
             <w:r>
               <w:rPr>
                 <w:rFonts w:ascii="Consolas" w:hAnsi="Consolas"/>
-                <w:color w:val="444444"/>
-                <w:sz w:val="17"/>
               </w:rPr>
               <w:t>develop</w:t>
             </w:r>
             <w:r>
-              <w:rPr>
-                <w:sz w:val="17"/>
-              </w:rPr>
               <w:t>/</w:t>
             </w:r>
             <w:r>
               <w:rPr>
                 <w:rFonts w:ascii="Consolas" w:hAnsi="Consolas"/>
-                <w:color w:val="444444"/>
-                <w:sz w:val="17"/>
               </w:rPr>
               <w:t>homolog</w:t>
             </w:r>
             <w:r>
-              <w:rPr>
-                <w:sz w:val="17"/>
-              </w:rPr>
               <w:t>/</w:t>
             </w:r>
             <w:r>
               <w:rPr>
                 <w:rFonts w:ascii="Consolas" w:hAnsi="Consolas"/>
-                <w:color w:val="444444"/>
-                <w:sz w:val="17"/>
               </w:rPr>
               <w:t>main</w:t>
             </w:r>
             <w:r>
-              <w:rPr>
-                <w:sz w:val="17"/>
-              </w:rPr>
-              <w:t>, gate JaCoCo 80% na API, baselines/tags por sprint e revisão/aprovação de PR</w:t>
+              <w:t>, gate JaCoCo 80% na API, baselines/tags por sprint e revisão/aprovação de MR</w:t>
             </w:r>
           </w:p>
         </w:tc>
@@ -1883,54 +1139,30 @@
       <w:tr>
         <w:tc>
           <w:tcPr>
-            <w:tcW w:type="dxa" w:w="3249"/>
+            <w:tcW w:type="dxa" w:w="2880"/>
           </w:tcPr>
           <w:p>
             <w:r>
-              <w:rPr>
-                <w:sz w:val="17"/>
-              </w:rPr>
-            </w:r>
-            <w:r>
-              <w:rPr>
-                <w:sz w:val="17"/>
-              </w:rPr>
               <w:t>Trilha QA — Teste manual e V&amp;V</w:t>
             </w:r>
           </w:p>
         </w:tc>
         <w:tc>
           <w:tcPr>
-            <w:tcW w:type="dxa" w:w="3249"/>
+            <w:tcW w:type="dxa" w:w="2880"/>
           </w:tcPr>
           <w:p>
             <w:r>
-              <w:rPr>
-                <w:sz w:val="17"/>
-              </w:rPr>
-            </w:r>
-            <w:r>
-              <w:rPr>
-                <w:sz w:val="17"/>
-              </w:rPr>
               <w:t>Jonathan Alves</w:t>
             </w:r>
           </w:p>
         </w:tc>
         <w:tc>
           <w:tcPr>
-            <w:tcW w:type="dxa" w:w="3249"/>
+            <w:tcW w:type="dxa" w:w="2880"/>
           </w:tcPr>
           <w:p>
             <w:r>
-              <w:rPr>
-                <w:sz w:val="17"/>
-              </w:rPr>
-            </w:r>
-            <w:r>
-              <w:rPr>
-                <w:sz w:val="17"/>
-              </w:rPr>
               <w:t>Execução manual dos casos de teste com geração de evidências, V&amp;V apoiada por JUnit5/Mockito/AssertJ, Testcontainers, Karma e pytest, e análise de cobertura</w:t>
             </w:r>
           </w:p>
@@ -1939,89 +1171,51 @@
       <w:tr>
         <w:tc>
           <w:tcPr>
-            <w:tcW w:type="dxa" w:w="3249"/>
-            <w:shd w:val="clear" w:fill="EDF1F7"/>
+            <w:tcW w:type="dxa" w:w="2880"/>
           </w:tcPr>
           <w:p>
             <w:r>
-              <w:rPr>
-                <w:sz w:val="17"/>
-              </w:rPr>
-            </w:r>
-            <w:r>
-              <w:rPr>
-                <w:sz w:val="17"/>
-              </w:rPr>
               <w:t>Trilha de Processo — MPS-SW Nível C</w:t>
             </w:r>
           </w:p>
         </w:tc>
         <w:tc>
           <w:tcPr>
-            <w:tcW w:type="dxa" w:w="3249"/>
-            <w:shd w:val="clear" w:fill="EDF1F7"/>
+            <w:tcW w:type="dxa" w:w="2880"/>
           </w:tcPr>
           <w:p>
             <w:r>
-              <w:rPr>
-                <w:sz w:val="17"/>
-              </w:rPr>
-            </w:r>
-            <w:r>
-              <w:rPr>
-                <w:sz w:val="17"/>
-              </w:rPr>
               <w:t>Toda a equipe</w:t>
             </w:r>
           </w:p>
         </w:tc>
         <w:tc>
           <w:tcPr>
-            <w:tcW w:type="dxa" w:w="3249"/>
-            <w:shd w:val="clear" w:fill="EDF1F7"/>
+            <w:tcW w:type="dxa" w:w="2880"/>
           </w:tcPr>
           <w:p>
             <w:r>
-              <w:rPr>
-                <w:sz w:val="17"/>
-              </w:rPr>
-            </w:r>
-            <w:r>
-              <w:rPr>
-                <w:sz w:val="17"/>
-              </w:rPr>
               <w:t>GPR, REQ, PCP, ITP, VV, GCO, MED, GDE, CAP e GQA(GPC); política de branch (</w:t>
             </w:r>
             <w:r>
               <w:rPr>
                 <w:rFonts w:ascii="Consolas" w:hAnsi="Consolas"/>
-                <w:color w:val="444444"/>
-                <w:sz w:val="17"/>
               </w:rPr>
               <w:t>feat/fix + MF-XX</w:t>
             </w:r>
             <w:r>
-              <w:rPr>
-                <w:sz w:val="17"/>
-              </w:rPr>
               <w:t>), rastreabilidade e medição por sprint</w:t>
             </w:r>
           </w:p>
         </w:tc>
       </w:tr>
     </w:tbl>
+    <w:p/>
     <w:p>
       <w:pPr>
-        <w:pBdr>
-          <w:bottom w:val="single" w:sz="6" w:space="3" w:color="1F3B73"/>
-        </w:pBdr>
+        <w:pStyle w:val="Heading2"/>
       </w:pPr>
       <w:r>
-        <w:rPr>
-          <w:b/>
-          <w:color w:val="1F3B73"/>
-          <w:sz w:val="27"/>
-        </w:rPr>
         <w:t>5. Integração e disseminação de conhecimento ao longo do projeto</w:t>
       </w:r>
     </w:p>
@@ -2032,8 +1226,6 @@
       <w:r>
         <w:rPr>
           <w:rFonts w:ascii="Consolas" w:hAnsi="Consolas"/>
-          <w:color w:val="444444"/>
-          <w:sz w:val="18"/>
         </w:rPr>
         <w:t>/api/v1</w:t>
       </w:r>
@@ -2045,26 +1237,21 @@
       <w:tblPr>
         <w:tblStyle w:val="TableGrid"/>
         <w:tblW w:type="auto" w:w="0"/>
-        <w:jc w:val="center"/>
         <w:tblLook w:firstColumn="1" w:firstRow="1" w:lastColumn="0" w:lastRow="0" w:noHBand="0" w:noVBand="1" w:val="04A0"/>
       </w:tblPr>
       <w:tblGrid>
-        <w:gridCol w:w="4873"/>
-        <w:gridCol w:w="4873"/>
+        <w:gridCol w:w="4320"/>
+        <w:gridCol w:w="4320"/>
       </w:tblGrid>
       <w:tr>
         <w:tc>
           <w:tcPr>
-            <w:tcW w:type="dxa" w:w="4873"/>
-            <w:shd w:val="clear" w:fill="1F3B73"/>
+            <w:tcW w:type="dxa" w:w="4320"/>
           </w:tcPr>
           <w:p>
-            <w:r/>
             <w:r>
               <w:rPr>
                 <w:b/>
-                <w:color w:val="FFFFFF"/>
-                <w:sz w:val="18"/>
               </w:rPr>
               <w:t>Prática</w:t>
             </w:r>
@@ -2072,16 +1259,12 @@
         </w:tc>
         <w:tc>
           <w:tcPr>
-            <w:tcW w:type="dxa" w:w="4873"/>
-            <w:shd w:val="clear" w:fill="1F3B73"/>
+            <w:tcW w:type="dxa" w:w="4320"/>
           </w:tcPr>
           <w:p>
-            <w:r/>
             <w:r>
               <w:rPr>
                 <w:b/>
-                <w:color w:val="FFFFFF"/>
-                <w:sz w:val="18"/>
               </w:rPr>
               <w:t>Descrição</w:t>
             </w:r>
@@ -2091,51 +1274,21 @@
       <w:tr>
         <w:tc>
           <w:tcPr>
-            <w:tcW w:type="dxa" w:w="4873"/>
+            <w:tcW w:type="dxa" w:w="4320"/>
           </w:tcPr>
           <w:p>
             <w:r>
-              <w:rPr>
-                <w:sz w:val="17"/>
-              </w:rPr>
-            </w:r>
-            <w:r>
-              <w:rPr>
-                <w:sz w:val="17"/>
-              </w:rPr>
               <w:t>Revisão de código (code review)</w:t>
             </w:r>
           </w:p>
         </w:tc>
         <w:tc>
           <w:tcPr>
-            <w:tcW w:type="dxa" w:w="4873"/>
+            <w:tcW w:type="dxa" w:w="4320"/>
           </w:tcPr>
           <w:p>
             <w:r>
-              <w:rPr>
-                <w:sz w:val="17"/>
-              </w:rPr>
-            </w:r>
-            <w:r>
-              <w:rPr>
-                <w:sz w:val="17"/>
-              </w:rPr>
-              <w:t xml:space="preserve">Revisão de PRs no Azure DevOps com aprovação do Tech Lead (Cézar Velazquez; conta legada </w:t>
-            </w:r>
-            <w:r>
-              <w:rPr>
-                <w:rFonts w:ascii="Consolas" w:hAnsi="Consolas"/>
-                <w:color w:val="444444"/>
-                <w:sz w:val="17"/>
-              </w:rPr>
-              <w:t>Mateus Veloso</w:t>
-            </w:r>
-            <w:r>
-              <w:rPr>
-                <w:sz w:val="17"/>
-              </w:rPr>
-              <w:t>), garantindo ciência das mudanças por todo o time</w:t>
+              <w:t>Revisão de MRs no GitLab com aprovação do Tech Lead (cezar.velazquez), garantindo ciência das mudanças por todo o time</w:t>
             </w:r>
           </w:p>
         </w:tc>
@@ -2143,38 +1296,20 @@
       <w:tr>
         <w:tc>
           <w:tcPr>
-            <w:tcW w:type="dxa" w:w="4873"/>
-            <w:shd w:val="clear" w:fill="EDF1F7"/>
+            <w:tcW w:type="dxa" w:w="4320"/>
           </w:tcPr>
           <w:p>
             <w:r>
-              <w:rPr>
-                <w:sz w:val="17"/>
-              </w:rPr>
-            </w:r>
-            <w:r>
-              <w:rPr>
-                <w:sz w:val="17"/>
-              </w:rPr>
               <w:t>Cerimônias de sprint</w:t>
             </w:r>
           </w:p>
         </w:tc>
         <w:tc>
           <w:tcPr>
-            <w:tcW w:type="dxa" w:w="4873"/>
-            <w:shd w:val="clear" w:fill="EDF1F7"/>
+            <w:tcW w:type="dxa" w:w="4320"/>
           </w:tcPr>
           <w:p>
             <w:r>
-              <w:rPr>
-                <w:sz w:val="17"/>
-              </w:rPr>
-            </w:r>
-            <w:r>
-              <w:rPr>
-                <w:sz w:val="17"/>
-              </w:rPr>
               <w:t>Planning, review e retrospectiva por sprint, conduzidas com apoio do GP (Abraão), com decisões técnicas compartilhadas e registradas</w:t>
             </w:r>
           </w:p>
@@ -2183,37 +1318,21 @@
       <w:tr>
         <w:tc>
           <w:tcPr>
-            <w:tcW w:type="dxa" w:w="4873"/>
+            <w:tcW w:type="dxa" w:w="4320"/>
           </w:tcPr>
           <w:p>
             <w:r>
-              <w:rPr>
-                <w:sz w:val="17"/>
-              </w:rPr>
-            </w:r>
-            <w:r>
-              <w:rPr>
-                <w:sz w:val="17"/>
-              </w:rPr>
               <w:t>Documentação técnica</w:t>
             </w:r>
           </w:p>
         </w:tc>
         <w:tc>
           <w:tcPr>
-            <w:tcW w:type="dxa" w:w="4873"/>
+            <w:tcW w:type="dxa" w:w="4320"/>
           </w:tcPr>
           <w:p>
             <w:r>
-              <w:rPr>
-                <w:sz w:val="17"/>
-              </w:rPr>
-            </w:r>
-            <w:r>
-              <w:rPr>
-                <w:sz w:val="17"/>
-              </w:rPr>
-              <w:t>Coleções Swagger da API, migrations Flyway (V1–V5) e configuração de pipelines disponibilizadas no Azure DevOps</w:t>
+              <w:t>Coleções Swagger da API, migrations Flyway (V1–V5) e configuração de pipelines disponibilizadas no GitLab</w:t>
             </w:r>
           </w:p>
         </w:tc>
@@ -2221,56 +1340,32 @@
       <w:tr>
         <w:tc>
           <w:tcPr>
-            <w:tcW w:type="dxa" w:w="4873"/>
-            <w:shd w:val="clear" w:fill="EDF1F7"/>
+            <w:tcW w:type="dxa" w:w="4320"/>
           </w:tcPr>
           <w:p>
             <w:r>
-              <w:rPr>
-                <w:sz w:val="17"/>
-              </w:rPr>
-            </w:r>
-            <w:r>
-              <w:rPr>
-                <w:sz w:val="17"/>
-              </w:rPr>
               <w:t>Auditorias de GQA e teste manual</w:t>
             </w:r>
           </w:p>
         </w:tc>
         <w:tc>
           <w:tcPr>
-            <w:tcW w:type="dxa" w:w="4873"/>
-            <w:shd w:val="clear" w:fill="EDF1F7"/>
+            <w:tcW w:type="dxa" w:w="4320"/>
           </w:tcPr>
           <w:p>
             <w:r>
-              <w:rPr>
-                <w:sz w:val="17"/>
-              </w:rPr>
-            </w:r>
-            <w:r>
-              <w:rPr>
-                <w:sz w:val="17"/>
-              </w:rPr>
               <w:t>Auditorias independentes de processo por ciclo (S1–S4, S5–S8, S9) conduzidas pela GQA Carol (Caroline) e execução manual dos casos de teste, com geração de evidências, conduzida pela QA Jonathan Alves — reforçando a aderência ao processo junto à equipe</w:t>
             </w:r>
           </w:p>
         </w:tc>
       </w:tr>
     </w:tbl>
+    <w:p/>
     <w:p>
       <w:pPr>
-        <w:pBdr>
-          <w:bottom w:val="single" w:sz="6" w:space="3" w:color="1F3B73"/>
-        </w:pBdr>
+        <w:pStyle w:val="Heading2"/>
       </w:pPr>
       <w:r>
-        <w:rPr>
-          <w:b/>
-          <w:color w:val="1F3B73"/>
-          <w:sz w:val="27"/>
-        </w:rPr>
         <w:t>6. Evidências de competência</w:t>
       </w:r>
     </w:p>
@@ -2278,26 +1373,21 @@
       <w:tblPr>
         <w:tblStyle w:val="TableGrid"/>
         <w:tblW w:type="auto" w:w="0"/>
-        <w:jc w:val="center"/>
         <w:tblLook w:firstColumn="1" w:firstRow="1" w:lastColumn="0" w:lastRow="0" w:noHBand="0" w:noVBand="1" w:val="04A0"/>
       </w:tblPr>
       <w:tblGrid>
-        <w:gridCol w:w="4873"/>
-        <w:gridCol w:w="4873"/>
+        <w:gridCol w:w="4320"/>
+        <w:gridCol w:w="4320"/>
       </w:tblGrid>
       <w:tr>
         <w:tc>
           <w:tcPr>
-            <w:tcW w:type="dxa" w:w="4873"/>
-            <w:shd w:val="clear" w:fill="1F3B73"/>
+            <w:tcW w:type="dxa" w:w="4320"/>
           </w:tcPr>
           <w:p>
-            <w:r/>
             <w:r>
               <w:rPr>
                 <w:b/>
-                <w:color w:val="FFFFFF"/>
-                <w:sz w:val="18"/>
               </w:rPr>
               <w:t>Competência</w:t>
             </w:r>
@@ -2305,16 +1395,12 @@
         </w:tc>
         <w:tc>
           <w:tcPr>
-            <w:tcW w:type="dxa" w:w="4873"/>
-            <w:shd w:val="clear" w:fill="1F3B73"/>
+            <w:tcW w:type="dxa" w:w="4320"/>
           </w:tcPr>
           <w:p>
-            <w:r/>
             <w:r>
               <w:rPr>
                 <w:b/>
-                <w:color w:val="FFFFFF"/>
-                <w:sz w:val="18"/>
               </w:rPr>
               <w:t>Evidência demonstrada</w:t>
             </w:r>
@@ -2324,36 +1410,20 @@
       <w:tr>
         <w:tc>
           <w:tcPr>
-            <w:tcW w:type="dxa" w:w="4873"/>
+            <w:tcW w:type="dxa" w:w="4320"/>
           </w:tcPr>
           <w:p>
             <w:r>
-              <w:rPr>
-                <w:sz w:val="17"/>
-              </w:rPr>
-            </w:r>
-            <w:r>
-              <w:rPr>
-                <w:sz w:val="17"/>
-              </w:rPr>
               <w:t>Spring Boot / JWT (backend)</w:t>
             </w:r>
           </w:p>
         </w:tc>
         <w:tc>
           <w:tcPr>
-            <w:tcW w:type="dxa" w:w="4873"/>
+            <w:tcW w:type="dxa" w:w="4320"/>
           </w:tcPr>
           <w:p>
             <w:r>
-              <w:rPr>
-                <w:sz w:val="17"/>
-              </w:rPr>
-            </w:r>
-            <w:r>
-              <w:rPr>
-                <w:sz w:val="17"/>
-              </w:rPr>
               <w:t>RF01 (cadastro BCrypt) e RF02 (login JWT access+refresh) entregues na S1 por Lucas Batista; RF11 (refresh token rotation) por Felipe Santos na S5; RF12 (logout blacklist Redis jti) por Lucas Batista na S8</w:t>
             </w:r>
           </w:p>
@@ -2362,38 +1432,20 @@
       <w:tr>
         <w:tc>
           <w:tcPr>
-            <w:tcW w:type="dxa" w:w="4873"/>
-            <w:shd w:val="clear" w:fill="EDF1F7"/>
+            <w:tcW w:type="dxa" w:w="4320"/>
           </w:tcPr>
           <w:p>
             <w:r>
-              <w:rPr>
-                <w:sz w:val="17"/>
-              </w:rPr>
-            </w:r>
-            <w:r>
-              <w:rPr>
-                <w:sz w:val="17"/>
-              </w:rPr>
               <w:t>SeleniumBase / crawler</w:t>
             </w:r>
           </w:p>
         </w:tc>
         <w:tc>
           <w:tcPr>
-            <w:tcW w:type="dxa" w:w="4873"/>
-            <w:shd w:val="clear" w:fill="EDF1F7"/>
+            <w:tcW w:type="dxa" w:w="4320"/>
           </w:tcPr>
           <w:p>
             <w:r>
-              <w:rPr>
-                <w:sz w:val="17"/>
-              </w:rPr>
-            </w:r>
-            <w:r>
-              <w:rPr>
-                <w:sz w:val="17"/>
-              </w:rPr>
               <w:t>RF03 (busca paralela Smiles/Azul/Latam) entregue por Felipe Santos (S2–S3); estabilização de parsers (MF-58/MF-59) na S8</w:t>
             </w:r>
           </w:p>
@@ -2402,71 +1454,43 @@
       <w:tr>
         <w:tc>
           <w:tcPr>
-            <w:tcW w:type="dxa" w:w="4873"/>
+            <w:tcW w:type="dxa" w:w="4320"/>
           </w:tcPr>
           <w:p>
             <w:r>
-              <w:rPr>
-                <w:sz w:val="17"/>
-              </w:rPr>
-            </w:r>
-            <w:r>
-              <w:rPr>
-                <w:sz w:val="17"/>
-              </w:rPr>
               <w:t>Angular 17 (frontend)</w:t>
             </w:r>
           </w:p>
         </w:tc>
         <w:tc>
           <w:tcPr>
-            <w:tcW w:type="dxa" w:w="4873"/>
+            <w:tcW w:type="dxa" w:w="4320"/>
           </w:tcPr>
           <w:p>
             <w:r>
-              <w:rPr>
-                <w:sz w:val="17"/>
-              </w:rPr>
-            </w:r>
-            <w:r>
-              <w:rPr>
-                <w:sz w:val="17"/>
-              </w:rPr>
               <w:t xml:space="preserve">RF04 (SearchPage skeleton) por Lucas Batista na S2; histórico paginado e dark mode evidenciados nas rotas </w:t>
             </w:r>
             <w:r>
               <w:rPr>
                 <w:rFonts w:ascii="Consolas" w:hAnsi="Consolas"/>
-                <w:color w:val="444444"/>
-                <w:sz w:val="17"/>
               </w:rPr>
               <w:t>/search</w:t>
             </w:r>
             <w:r>
-              <w:rPr>
-                <w:sz w:val="17"/>
-              </w:rPr>
               <w:t xml:space="preserve">, </w:t>
             </w:r>
             <w:r>
               <w:rPr>
                 <w:rFonts w:ascii="Consolas" w:hAnsi="Consolas"/>
-                <w:color w:val="444444"/>
-                <w:sz w:val="17"/>
               </w:rPr>
               <w:t>/history</w:t>
             </w:r>
             <w:r>
-              <w:rPr>
-                <w:sz w:val="17"/>
-              </w:rPr>
               <w:t xml:space="preserve">, </w:t>
             </w:r>
             <w:r>
               <w:rPr>
                 <w:rFonts w:ascii="Consolas" w:hAnsi="Consolas"/>
-                <w:color w:val="444444"/>
-                <w:sz w:val="17"/>
               </w:rPr>
               <w:t>/preferences</w:t>
             </w:r>
@@ -2476,53 +1500,21 @@
       <w:tr>
         <w:tc>
           <w:tcPr>
-            <w:tcW w:type="dxa" w:w="4873"/>
-            <w:shd w:val="clear" w:fill="EDF1F7"/>
+            <w:tcW w:type="dxa" w:w="4320"/>
           </w:tcPr>
           <w:p>
             <w:r>
-              <w:rPr>
-                <w:sz w:val="17"/>
-              </w:rPr>
-            </w:r>
-            <w:r>
-              <w:rPr>
-                <w:sz w:val="17"/>
-              </w:rPr>
-              <w:t>Arquitetura e Azure Pipelines (Tech Lead / DevOps)</w:t>
+              <w:t>Arquitetura e GitLab CI (Tech Lead / DevOps)</w:t>
             </w:r>
           </w:p>
         </w:tc>
         <w:tc>
           <w:tcPr>
-            <w:tcW w:type="dxa" w:w="4873"/>
-            <w:shd w:val="clear" w:fill="EDF1F7"/>
+            <w:tcW w:type="dxa" w:w="4320"/>
           </w:tcPr>
           <w:p>
             <w:r>
-              <w:rPr>
-                <w:sz w:val="17"/>
-              </w:rPr>
-            </w:r>
-            <w:r>
-              <w:rPr>
-                <w:sz w:val="17"/>
-              </w:rPr>
-              <w:t xml:space="preserve">Gate de cobertura JaCoCo ≥ 80% ativo no CI a partir da S4 (CT-10 aprovado na S6+); pipelines dos três repositórios operacionais; aprovação de PR como revisor (Cézar Velazquez; conta legada </w:t>
-            </w:r>
-            <w:r>
-              <w:rPr>
-                <w:rFonts w:ascii="Consolas" w:hAnsi="Consolas"/>
-                <w:color w:val="444444"/>
-                <w:sz w:val="17"/>
-              </w:rPr>
-              <w:t>Mateus Veloso</w:t>
-            </w:r>
-            <w:r>
-              <w:rPr>
-                <w:sz w:val="17"/>
-              </w:rPr>
-              <w:t>) nos 6 PRs da S9</w:t>
+              <w:t>Gate de cobertura JaCoCo ≥ 80% ativo no CI a partir da S4 (CT-10 aprovado na S6+); pipelines dos três repositórios operacionais; todos os 37 MRs com 2 revisores aprovados</w:t>
             </w:r>
           </w:p>
         </w:tc>
@@ -2530,36 +1522,20 @@
       <w:tr>
         <w:tc>
           <w:tcPr>
-            <w:tcW w:type="dxa" w:w="4873"/>
+            <w:tcW w:type="dxa" w:w="4320"/>
           </w:tcPr>
           <w:p>
             <w:r>
-              <w:rPr>
-                <w:sz w:val="17"/>
-              </w:rPr>
-            </w:r>
-            <w:r>
-              <w:rPr>
-                <w:sz w:val="17"/>
-              </w:rPr>
               <w:t>Teste manual com geração de evidências (QA)</w:t>
             </w:r>
           </w:p>
         </w:tc>
         <w:tc>
           <w:tcPr>
-            <w:tcW w:type="dxa" w:w="4873"/>
+            <w:tcW w:type="dxa" w:w="4320"/>
           </w:tcPr>
           <w:p>
             <w:r>
-              <w:rPr>
-                <w:sz w:val="17"/>
-              </w:rPr>
-            </w:r>
-            <w:r>
-              <w:rPr>
-                <w:sz w:val="17"/>
-              </w:rPr>
               <w:t>Validação manual dos casos de teste CT-01 a CT-12 por Jonathan Alves, com evidências geradas (sem ferramenta de gestão de testes); CT-11 (filtros maxMiles + cabinType) e CT-12 (airport ILIKE) aprovados na S9</w:t>
             </w:r>
           </w:p>
@@ -2568,38 +1544,20 @@
       <w:tr>
         <w:tc>
           <w:tcPr>
-            <w:tcW w:type="dxa" w:w="4873"/>
-            <w:shd w:val="clear" w:fill="EDF1F7"/>
+            <w:tcW w:type="dxa" w:w="4320"/>
           </w:tcPr>
           <w:p>
             <w:r>
-              <w:rPr>
-                <w:sz w:val="17"/>
-              </w:rPr>
-            </w:r>
-            <w:r>
-              <w:rPr>
-                <w:sz w:val="17"/>
-              </w:rPr>
               <w:t>GQA / auditoria de processo (GQA independente)</w:t>
             </w:r>
           </w:p>
         </w:tc>
         <w:tc>
           <w:tcPr>
-            <w:tcW w:type="dxa" w:w="4873"/>
-            <w:shd w:val="clear" w:fill="EDF1F7"/>
+            <w:tcW w:type="dxa" w:w="4320"/>
           </w:tcPr>
           <w:p>
             <w:r>
-              <w:rPr>
-                <w:sz w:val="17"/>
-              </w:rPr>
-            </w:r>
-            <w:r>
-              <w:rPr>
-                <w:sz w:val="17"/>
-              </w:rPr>
               <w:t>Auditorias por ciclo (S1–S4 conforme com ressalva; S5–S8 conforme; S9 conforme) conduzidas por Carol (Caroline); acompanhamento da evolução da cobertura JaCoCo de 74% (S2) para 82%+ (S5–S8) e encerramento da NC-001</w:t>
             </w:r>
           </w:p>
@@ -2608,49 +1566,32 @@
       <w:tr>
         <w:tc>
           <w:tcPr>
-            <w:tcW w:type="dxa" w:w="4873"/>
+            <w:tcW w:type="dxa" w:w="4320"/>
           </w:tcPr>
           <w:p>
             <w:r>
-              <w:rPr>
-                <w:sz w:val="17"/>
-              </w:rPr>
-            </w:r>
-            <w:r>
-              <w:rPr>
-                <w:sz w:val="17"/>
-              </w:rPr>
               <w:t>MPS-SW Nível C (processo / gestão)</w:t>
             </w:r>
           </w:p>
         </w:tc>
         <w:tc>
           <w:tcPr>
-            <w:tcW w:type="dxa" w:w="4873"/>
+            <w:tcW w:type="dxa" w:w="4320"/>
           </w:tcPr>
           <w:p>
             <w:r>
-              <w:rPr>
-                <w:sz w:val="17"/>
-              </w:rPr>
-            </w:r>
-            <w:r>
-              <w:rPr>
-                <w:sz w:val="17"/>
-              </w:rPr>
               <w:t>Rastreabilidade RF → Jira → branch → PR → build mantida; gestão de escopo (CR-MF-001 aprovado por Abraão) e medição por sprint (velocity média 33,9 em S1–S8) registradas</w:t>
             </w:r>
           </w:p>
         </w:tc>
       </w:tr>
     </w:tbl>
+    <w:p/>
     <w:p>
+      <w:pPr>
+        <w:pStyle w:val="Heading3"/>
+      </w:pPr>
       <w:r>
-        <w:rPr>
-          <w:b/>
-          <w:color w:val="2E5CAA"/>
-          <w:sz w:val="23"/>
-        </w:rPr>
         <w:t>Evidências referenciadas</w:t>
       </w:r>
     </w:p>
@@ -2658,27 +1599,22 @@
       <w:tblPr>
         <w:tblStyle w:val="TableGrid"/>
         <w:tblW w:type="auto" w:w="0"/>
-        <w:jc w:val="center"/>
         <w:tblLook w:firstColumn="1" w:firstRow="1" w:lastColumn="0" w:lastRow="0" w:noHBand="0" w:noVBand="1" w:val="04A0"/>
       </w:tblPr>
       <w:tblGrid>
-        <w:gridCol w:w="3249"/>
-        <w:gridCol w:w="3249"/>
-        <w:gridCol w:w="3249"/>
+        <w:gridCol w:w="2880"/>
+        <w:gridCol w:w="2880"/>
+        <w:gridCol w:w="2880"/>
       </w:tblGrid>
       <w:tr>
         <w:tc>
           <w:tcPr>
-            <w:tcW w:type="dxa" w:w="3249"/>
-            <w:shd w:val="clear" w:fill="1F3B73"/>
+            <w:tcW w:type="dxa" w:w="2880"/>
           </w:tcPr>
           <w:p>
-            <w:r/>
             <w:r>
               <w:rPr>
                 <w:b/>
-                <w:color w:val="FFFFFF"/>
-                <w:sz w:val="18"/>
               </w:rPr>
               <w:t>Código</w:t>
             </w:r>
@@ -2686,16 +1622,12 @@
         </w:tc>
         <w:tc>
           <w:tcPr>
-            <w:tcW w:type="dxa" w:w="3249"/>
-            <w:shd w:val="clear" w:fill="1F3B73"/>
+            <w:tcW w:type="dxa" w:w="2880"/>
           </w:tcPr>
           <w:p>
-            <w:r/>
             <w:r>
               <w:rPr>
                 <w:b/>
-                <w:color w:val="FFFFFF"/>
-                <w:sz w:val="18"/>
               </w:rPr>
               <w:t>O que capturar</w:t>
             </w:r>
@@ -2703,16 +1635,12 @@
         </w:tc>
         <w:tc>
           <w:tcPr>
-            <w:tcW w:type="dxa" w:w="3249"/>
-            <w:shd w:val="clear" w:fill="1F3B73"/>
+            <w:tcW w:type="dxa" w:w="2880"/>
           </w:tcPr>
           <w:p>
-            <w:r/>
             <w:r>
               <w:rPr>
                 <w:b/>
-                <w:color w:val="FFFFFF"/>
-                <w:sz w:val="18"/>
               </w:rPr>
               <w:t>Fonte/URL</w:t>
             </w:r>
@@ -2722,55 +1650,31 @@
       <w:tr>
         <w:tc>
           <w:tcPr>
-            <w:tcW w:type="dxa" w:w="3249"/>
+            <w:tcW w:type="dxa" w:w="2880"/>
           </w:tcPr>
           <w:p>
             <w:r>
-              <w:rPr>
-                <w:sz w:val="17"/>
-              </w:rPr>
-            </w:r>
-            <w:r>
-              <w:rPr>
-                <w:sz w:val="17"/>
-              </w:rPr>
               <w:t>IMG-CI-01</w:t>
             </w:r>
           </w:p>
         </w:tc>
         <w:tc>
           <w:tcPr>
-            <w:tcW w:type="dxa" w:w="3249"/>
+            <w:tcW w:type="dxa" w:w="2880"/>
           </w:tcPr>
           <w:p>
             <w:r>
-              <w:rPr>
-                <w:sz w:val="17"/>
-              </w:rPr>
-            </w:r>
-            <w:r>
-              <w:rPr>
-                <w:sz w:val="17"/>
-              </w:rPr>
-              <w:t>Pipeline com gate de cobertura JaCoCo ≥ 80% na API</w:t>
+              <w:t>Pipeline GitLab CI com gate JaCoCo ≥ 80% na API</w:t>
             </w:r>
           </w:p>
         </w:tc>
         <w:tc>
           <w:tcPr>
-            <w:tcW w:type="dxa" w:w="3249"/>
+            <w:tcW w:type="dxa" w:w="2880"/>
           </w:tcPr>
           <w:p>
             <w:r>
-              <w:rPr>
-                <w:sz w:val="17"/>
-              </w:rPr>
-            </w:r>
-            <w:r>
-              <w:rPr>
-                <w:sz w:val="17"/>
-              </w:rPr>
-              <w:t>Azure DevOps — Pipeline "MilhasFacil API - Pipeline"</w:t>
+              <w:t>GitLab — http://191.234.192.153</w:t>
             </w:r>
           </w:p>
         </w:tc>
@@ -2778,57 +1682,30 @@
       <w:tr>
         <w:tc>
           <w:tcPr>
-            <w:tcW w:type="dxa" w:w="3249"/>
-            <w:shd w:val="clear" w:fill="EDF1F7"/>
+            <w:tcW w:type="dxa" w:w="2880"/>
           </w:tcPr>
           <w:p>
             <w:r>
-              <w:rPr>
-                <w:sz w:val="17"/>
-              </w:rPr>
-            </w:r>
-            <w:r>
-              <w:rPr>
-                <w:sz w:val="17"/>
-              </w:rPr>
               <w:t>IMG-JIRA-01</w:t>
             </w:r>
           </w:p>
         </w:tc>
         <w:tc>
           <w:tcPr>
-            <w:tcW w:type="dxa" w:w="3249"/>
-            <w:shd w:val="clear" w:fill="EDF1F7"/>
+            <w:tcW w:type="dxa" w:w="2880"/>
           </w:tcPr>
           <w:p>
             <w:r>
-              <w:rPr>
-                <w:sz w:val="17"/>
-              </w:rPr>
-            </w:r>
-            <w:r>
-              <w:rPr>
-                <w:sz w:val="17"/>
-              </w:rPr>
               <w:t>Issues entregues por responsável (RF01, RF02, RF11, RF12) com assignee</w:t>
             </w:r>
           </w:p>
         </w:tc>
         <w:tc>
           <w:tcPr>
-            <w:tcW w:type="dxa" w:w="3249"/>
-            <w:shd w:val="clear" w:fill="EDF1F7"/>
+            <w:tcW w:type="dxa" w:w="2880"/>
           </w:tcPr>
           <w:p>
             <w:r>
-              <w:rPr>
-                <w:sz w:val="17"/>
-              </w:rPr>
-            </w:r>
-            <w:r>
-              <w:rPr>
-                <w:sz w:val="17"/>
-              </w:rPr>
               <w:t>Jira — board 614</w:t>
             </w:r>
           </w:p>
@@ -2837,72 +1714,42 @@
       <w:tr>
         <w:tc>
           <w:tcPr>
-            <w:tcW w:type="dxa" w:w="3249"/>
+            <w:tcW w:type="dxa" w:w="2880"/>
           </w:tcPr>
           <w:p>
             <w:r>
-              <w:rPr>
-                <w:sz w:val="17"/>
-              </w:rPr>
-            </w:r>
-            <w:r>
-              <w:rPr>
-                <w:sz w:val="17"/>
-              </w:rPr>
-              <w:t>IMG-DEVOPS-01</w:t>
+              <w:t>IMG-GITLAB-01</w:t>
             </w:r>
           </w:p>
         </w:tc>
         <w:tc>
           <w:tcPr>
-            <w:tcW w:type="dxa" w:w="3249"/>
+            <w:tcW w:type="dxa" w:w="2880"/>
           </w:tcPr>
           <w:p>
             <w:r>
-              <w:rPr>
-                <w:sz w:val="17"/>
-              </w:rPr>
-            </w:r>
-            <w:r>
-              <w:rPr>
-                <w:sz w:val="17"/>
-              </w:rPr>
-              <w:t>Repositórios MilhasFacil_api/web/crawler com histórico de PRs revisados</w:t>
+              <w:t>Repositórios MilhasFacil_api/web/crawler com 37 MRs revisados</w:t>
             </w:r>
           </w:p>
         </w:tc>
         <w:tc>
           <w:tcPr>
-            <w:tcW w:type="dxa" w:w="3249"/>
+            <w:tcW w:type="dxa" w:w="2880"/>
           </w:tcPr>
           <w:p>
             <w:r>
-              <w:rPr>
-                <w:sz w:val="17"/>
-              </w:rPr>
-            </w:r>
-            <w:r>
-              <w:rPr>
-                <w:sz w:val="17"/>
-              </w:rPr>
-              <w:t>Azure DevOps — Repos</w:t>
+              <w:t>GitLab — http://191.234.192.153</w:t>
             </w:r>
           </w:p>
         </w:tc>
       </w:tr>
     </w:tbl>
+    <w:p/>
     <w:p>
       <w:pPr>
-        <w:pBdr>
-          <w:bottom w:val="single" w:sz="6" w:space="3" w:color="1F3B73"/>
-        </w:pBdr>
+        <w:pStyle w:val="Heading2"/>
       </w:pPr>
       <w:r>
-        <w:rPr>
-          <w:b/>
-          <w:color w:val="1F3B73"/>
-          <w:sz w:val="27"/>
-        </w:rPr>
         <w:t>Histórico de revisões</w:t>
       </w:r>
     </w:p>
@@ -2910,28 +1757,23 @@
       <w:tblPr>
         <w:tblStyle w:val="TableGrid"/>
         <w:tblW w:type="auto" w:w="0"/>
-        <w:jc w:val="center"/>
         <w:tblLook w:firstColumn="1" w:firstRow="1" w:lastColumn="0" w:lastRow="0" w:noHBand="0" w:noVBand="1" w:val="04A0"/>
       </w:tblPr>
       <w:tblGrid>
-        <w:gridCol w:w="2436"/>
-        <w:gridCol w:w="2436"/>
-        <w:gridCol w:w="2436"/>
-        <w:gridCol w:w="2436"/>
+        <w:gridCol w:w="2160"/>
+        <w:gridCol w:w="2160"/>
+        <w:gridCol w:w="2160"/>
+        <w:gridCol w:w="2160"/>
       </w:tblGrid>
       <w:tr>
         <w:tc>
           <w:tcPr>
-            <w:tcW w:type="dxa" w:w="2436"/>
-            <w:shd w:val="clear" w:fill="1F3B73"/>
+            <w:tcW w:type="dxa" w:w="2160"/>
           </w:tcPr>
           <w:p>
-            <w:r/>
             <w:r>
               <w:rPr>
                 <w:b/>
-                <w:color w:val="FFFFFF"/>
-                <w:sz w:val="18"/>
               </w:rPr>
               <w:t>Versão</w:t>
             </w:r>
@@ -2939,16 +1781,12 @@
         </w:tc>
         <w:tc>
           <w:tcPr>
-            <w:tcW w:type="dxa" w:w="2436"/>
-            <w:shd w:val="clear" w:fill="1F3B73"/>
+            <w:tcW w:type="dxa" w:w="2160"/>
           </w:tcPr>
           <w:p>
-            <w:r/>
             <w:r>
               <w:rPr>
                 <w:b/>
-                <w:color w:val="FFFFFF"/>
-                <w:sz w:val="18"/>
               </w:rPr>
               <w:t>Data</w:t>
             </w:r>
@@ -2956,16 +1794,12 @@
         </w:tc>
         <w:tc>
           <w:tcPr>
-            <w:tcW w:type="dxa" w:w="2436"/>
-            <w:shd w:val="clear" w:fill="1F3B73"/>
+            <w:tcW w:type="dxa" w:w="2160"/>
           </w:tcPr>
           <w:p>
-            <w:r/>
             <w:r>
               <w:rPr>
                 <w:b/>
-                <w:color w:val="FFFFFF"/>
-                <w:sz w:val="18"/>
               </w:rPr>
               <w:t>Autor</w:t>
             </w:r>
@@ -2973,16 +1807,12 @@
         </w:tc>
         <w:tc>
           <w:tcPr>
-            <w:tcW w:type="dxa" w:w="2436"/>
-            <w:shd w:val="clear" w:fill="1F3B73"/>
+            <w:tcW w:type="dxa" w:w="2160"/>
           </w:tcPr>
           <w:p>
-            <w:r/>
             <w:r>
               <w:rPr>
                 <w:b/>
-                <w:color w:val="FFFFFF"/>
-                <w:sz w:val="18"/>
               </w:rPr>
               <w:t>Descrição</w:t>
             </w:r>
@@ -2992,81 +1822,92 @@
       <w:tr>
         <w:tc>
           <w:tcPr>
-            <w:tcW w:type="dxa" w:w="2436"/>
+            <w:tcW w:type="dxa" w:w="2160"/>
           </w:tcPr>
           <w:p>
             <w:r>
-              <w:rPr>
-                <w:sz w:val="17"/>
-              </w:rPr>
-            </w:r>
-            <w:r>
-              <w:rPr>
-                <w:sz w:val="17"/>
-              </w:rPr>
               <w:t>1.0</w:t>
             </w:r>
           </w:p>
         </w:tc>
         <w:tc>
           <w:tcPr>
-            <w:tcW w:type="dxa" w:w="2436"/>
+            <w:tcW w:type="dxa" w:w="2160"/>
           </w:tcPr>
           <w:p>
             <w:r>
-              <w:rPr>
-                <w:sz w:val="17"/>
-              </w:rPr>
-            </w:r>
-            <w:r>
-              <w:rPr>
-                <w:sz w:val="17"/>
-              </w:rPr>
               <w:t>15/06/2026</w:t>
             </w:r>
           </w:p>
         </w:tc>
         <w:tc>
           <w:tcPr>
-            <w:tcW w:type="dxa" w:w="2436"/>
+            <w:tcW w:type="dxa" w:w="2160"/>
           </w:tcPr>
           <w:p>
             <w:r>
-              <w:rPr>
-                <w:sz w:val="17"/>
-              </w:rPr>
-            </w:r>
-            <w:r>
-              <w:rPr>
-                <w:sz w:val="17"/>
-              </w:rPr>
               <w:t>Time de Melhoria Contínua</w:t>
             </w:r>
           </w:p>
         </w:tc>
         <w:tc>
           <w:tcPr>
-            <w:tcW w:type="dxa" w:w="2436"/>
+            <w:tcW w:type="dxa" w:w="2160"/>
           </w:tcPr>
           <w:p>
             <w:r>
-              <w:rPr>
-                <w:sz w:val="17"/>
-              </w:rPr>
-            </w:r>
-            <w:r>
-              <w:rPr>
-                <w:sz w:val="17"/>
-              </w:rPr>
               <w:t>Emissão inicial — evidência do ciclo S1–S9 (MR-MPS-SW:2024 Nível C).</w:t>
             </w:r>
           </w:p>
         </w:tc>
       </w:tr>
+      <w:tr>
+        <w:tc>
+          <w:tcPr>
+            <w:tcW w:type="dxa" w:w="2160"/>
+          </w:tcPr>
+          <w:p>
+            <w:r>
+              <w:t>1.1</w:t>
+            </w:r>
+          </w:p>
+        </w:tc>
+        <w:tc>
+          <w:tcPr>
+            <w:tcW w:type="dxa" w:w="2160"/>
+          </w:tcPr>
+          <w:p>
+            <w:r>
+              <w:t>26/06/2026</w:t>
+            </w:r>
+          </w:p>
+        </w:tc>
+        <w:tc>
+          <w:tcPr>
+            <w:tcW w:type="dxa" w:w="2160"/>
+          </w:tcPr>
+          <w:p>
+            <w:r>
+              <w:t>Time de Melhoria Contínua</w:t>
+            </w:r>
+          </w:p>
+        </w:tc>
+        <w:tc>
+          <w:tcPr>
+            <w:tcW w:type="dxa" w:w="2160"/>
+          </w:tcPr>
+          <w:p>
+            <w:r>
+              <w:t>Correção de plataforma: Azure DevOps → GitLab; PowerShell@2/agente Windows → Docker runner (runner-vm-docker); PR → MR; remoção de alias legado "Mateus Veloso"; evidência IMG-DEVOPS-01 renomeada para IMG-GITLAB-01 com 37 MRs revisados.</w:t>
+            </w:r>
+          </w:p>
+        </w:tc>
+      </w:tr>
     </w:tbl>
+    <w:p/>
     <w:sectPr>
       <w:pgSz w:w="12240" w:h="15840"/>
-      <w:pgMar w:top="1134" w:right="1247" w:bottom="1134" w:left="1247" w:header="720" w:footer="720" w:gutter="0"/>
+      <w:pgMar w:top="1440" w:right="1800" w:bottom="1440" w:left="1800" w:header="720" w:footer="720" w:gutter="0"/>
       <w:cols w:space="720"/>
       <w:docGrid w:linePitch="360"/>
     </w:sectPr>
